--- a/Resume Qian Jiahong.docx
+++ b/Resume Qian Jiahong.docx
@@ -4,21 +4,1004 @@
   <w:body>
     <w:p>
       <w:pPr>
-        <w:spacing w:after="80"/>
+        <w:spacing w:before="0" w:after="60" w:line="317" w:lineRule="auto"/>
       </w:pPr>
       <w:r>
         <w:rPr>
           <w:rFonts w:ascii="Noto Sans CJK SC" w:hAnsi="Noto Sans CJK SC" w:eastAsia="Noto Sans CJK SC"/>
           <w:b/>
           <w:color w:val="2C3E50"/>
-          <w:sz w:val="44"/>
+          <w:sz w:val="40"/>
         </w:rPr>
         <w:t>Resume</w:t>
       </w:r>
     </w:p>
     <w:p>
       <w:pPr>
-        <w:spacing w:before="20" w:after="20"/>
+        <w:tabs>
+          <w:tab w:pos="10205" w:val="right"/>
+        </w:tabs>
+        <w:spacing w:before="0" w:after="10" w:line="317" w:lineRule="auto"/>
+      </w:pPr>
+      <w:r>
+        <w:rPr>
+          <w:rFonts w:ascii="Noto Sans CJK SC" w:hAnsi="Noto Sans CJK SC" w:eastAsia="Noto Sans CJK SC"/>
+          <w:b w:val="0"/>
+          <w:color w:val="333333"/>
+          <w:sz w:val="17"/>
+        </w:rPr>
+        <w:t>Name:Qian Jiahong</w:t>
+      </w:r>
+      <w:r>
+        <w:tab/>
+      </w:r>
+      <w:r>
+        <w:drawing>
+          <wp:inline xmlns:a="http://schemas.openxmlformats.org/drawingml/2006/main" xmlns:pic="http://schemas.openxmlformats.org/drawingml/2006/picture">
+            <wp:extent cx="864000" cy="1130779"/>
+            <wp:docPr id="1" name="Picture 1"/>
+            <wp:cNvGraphicFramePr>
+              <a:graphicFrameLocks noChangeAspect="1"/>
+            </wp:cNvGraphicFramePr>
+            <a:graphic>
+              <a:graphicData uri="http://schemas.openxmlformats.org/drawingml/2006/picture">
+                <pic:pic>
+                  <pic:nvPicPr>
+                    <pic:cNvPr id="0" name="photo.jpg"/>
+                    <pic:cNvPicPr/>
+                  </pic:nvPicPr>
+                  <pic:blipFill>
+                    <a:blip r:embed="rId9"/>
+                    <a:stretch>
+                      <a:fillRect/>
+                    </a:stretch>
+                  </pic:blipFill>
+                  <pic:spPr>
+                    <a:xfrm>
+                      <a:off x="0" y="0"/>
+                      <a:ext cx="864000" cy="1130779"/>
+                    </a:xfrm>
+                    <a:prstGeom prst="rect"/>
+                  </pic:spPr>
+                </pic:pic>
+              </a:graphicData>
+            </a:graphic>
+          </wp:inline>
+        </w:drawing>
+      </w:r>
+    </w:p>
+    <w:p>
+      <w:pPr>
+        <w:spacing w:before="0" w:after="10" w:line="317" w:lineRule="auto"/>
+      </w:pPr>
+      <w:r>
+        <w:rPr>
+          <w:rFonts w:ascii="Noto Sans CJK SC" w:hAnsi="Noto Sans CJK SC" w:eastAsia="Noto Sans CJK SC"/>
+          <w:b w:val="0"/>
+          <w:color w:val="333333"/>
+          <w:sz w:val="17"/>
+        </w:rPr>
+        <w:t>Birthday:2006    height:185cm</w:t>
+      </w:r>
+    </w:p>
+    <w:p>
+      <w:pPr>
+        <w:spacing w:before="0" w:after="10" w:line="317" w:lineRule="auto"/>
+      </w:pPr>
+      <w:r>
+        <w:rPr>
+          <w:rFonts w:ascii="Noto Sans CJK SC" w:hAnsi="Noto Sans CJK SC" w:eastAsia="Noto Sans CJK SC"/>
+          <w:b w:val="0"/>
+          <w:color w:val="333333"/>
+          <w:sz w:val="17"/>
+        </w:rPr>
+        <w:t>Education:Undergraduate student    address:Shanghai</w:t>
+      </w:r>
+    </w:p>
+    <w:p>
+      <w:pPr>
+        <w:spacing w:before="0" w:after="10" w:line="317" w:lineRule="auto"/>
+      </w:pPr>
+      <w:r>
+        <w:rPr>
+          <w:rFonts w:ascii="Noto Sans CJK SC" w:hAnsi="Noto Sans CJK SC" w:eastAsia="Noto Sans CJK SC"/>
+          <w:b w:val="0"/>
+          <w:color w:val="333333"/>
+          <w:sz w:val="17"/>
+        </w:rPr>
+        <w:t>Telephone:19921057118    Mail:aqfxz_zh@qq.com</w:t>
+      </w:r>
+    </w:p>
+    <w:p>
+      <w:pPr>
+        <w:spacing w:before="20" w:after="0" w:line="317" w:lineRule="auto"/>
+      </w:pPr>
+      <w:r>
+        <w:rPr>
+          <w:rFonts w:ascii="Noto Sans CJK SC" w:hAnsi="Noto Sans CJK SC" w:eastAsia="Noto Sans CJK SC"/>
+          <w:b w:val="0"/>
+          <w:color w:val="333333"/>
+          <w:sz w:val="15"/>
+        </w:rPr>
+        <w:t>GitHub：</w:t>
+      </w:r>
+      <w:r>
+        <w:rPr>
+          <w:rFonts w:ascii="Noto Sans CJK SC" w:hAnsi="Noto Sans CJK SC" w:eastAsia="Noto Sans CJK SC"/>
+          <w:b w:val="0"/>
+          <w:color w:val="3498DB"/>
+          <w:sz w:val="15"/>
+        </w:rPr>
+        <w:t xml:space="preserve">    github.com/lxcxjxhx</w:t>
+      </w:r>
+      <w:r>
+        <w:rPr>
+          <w:rFonts w:ascii="Noto Sans CJK SC" w:hAnsi="Noto Sans CJK SC" w:eastAsia="Noto Sans CJK SC"/>
+          <w:b w:val="0"/>
+          <w:color w:val="333333"/>
+          <w:sz w:val="15"/>
+        </w:rPr>
+        <w:t xml:space="preserve">    blog:</w:t>
+      </w:r>
+      <w:r>
+        <w:rPr>
+          <w:rFonts w:ascii="Noto Sans CJK SC" w:hAnsi="Noto Sans CJK SC" w:eastAsia="Noto Sans CJK SC"/>
+          <w:b w:val="0"/>
+          <w:color w:val="333333"/>
+          <w:sz w:val="15"/>
+        </w:rPr>
+        <w:t xml:space="preserve">    security-hyacinth.blog.csdn.net</w:t>
+      </w:r>
+    </w:p>
+    <w:p>
+      <w:pPr>
+        <w:spacing w:before="20" w:after="0" w:line="317" w:lineRule="auto"/>
+      </w:pPr>
+      <w:r>
+        <w:rPr>
+          <w:rFonts w:ascii="Noto Sans CJK SC" w:hAnsi="Noto Sans CJK SC" w:eastAsia="Noto Sans CJK SC"/>
+          <w:b w:val="0"/>
+          <w:color w:val="333333"/>
+          <w:sz w:val="15"/>
+        </w:rPr>
+        <w:t>arXiv：</w:t>
+      </w:r>
+      <w:r>
+        <w:rPr>
+          <w:rFonts w:ascii="Noto Sans CJK SC" w:hAnsi="Noto Sans CJK SC" w:eastAsia="Noto Sans CJK SC"/>
+          <w:b w:val="0"/>
+          <w:color w:val="3498DB"/>
+          <w:sz w:val="15"/>
+        </w:rPr>
+        <w:t xml:space="preserve">    arxiv.org/search/?query=JH-Qian</w:t>
+      </w:r>
+      <w:r>
+        <w:rPr>
+          <w:rFonts w:ascii="Noto Sans CJK SC" w:hAnsi="Noto Sans CJK SC" w:eastAsia="Noto Sans CJK SC"/>
+          <w:b w:val="0"/>
+          <w:color w:val="333333"/>
+          <w:sz w:val="15"/>
+        </w:rPr>
+        <w:t xml:space="preserve">    LinkedIn：</w:t>
+      </w:r>
+      <w:r>
+        <w:rPr>
+          <w:rFonts w:ascii="Noto Sans CJK SC" w:hAnsi="Noto Sans CJK SC" w:eastAsia="Noto Sans CJK SC"/>
+          <w:b w:val="0"/>
+          <w:color w:val="3498DB"/>
+          <w:sz w:val="15"/>
+        </w:rPr>
+        <w:t xml:space="preserve">    linkedin.com/in/jiahong-qian</w:t>
+      </w:r>
+    </w:p>
+    <w:p>
+      <w:pPr>
+        <w:spacing w:before="140" w:after="60" w:line="317" w:lineRule="auto"/>
+        <w:shd w:fill="2C3E50" w:val="clear"/>
+      </w:pPr>
+      <w:r>
+        <w:rPr>
+          <w:rFonts w:ascii="Noto Sans CJK SC" w:hAnsi="Noto Sans CJK SC" w:eastAsia="Noto Sans CJK SC"/>
+          <w:b/>
+          <w:color w:val="FFFFFF"/>
+          <w:sz w:val="21"/>
+        </w:rPr>
+        <w:t xml:space="preserve">  Internship experience</w:t>
+      </w:r>
+    </w:p>
+    <w:p>
+      <w:pPr>
+        <w:tabs>
+          <w:tab w:pos="10205" w:val="right"/>
+        </w:tabs>
+        <w:spacing w:before="60" w:after="20" w:line="317" w:lineRule="auto"/>
+      </w:pPr>
+      <w:r>
+        <w:rPr>
+          <w:rFonts w:ascii="Noto Sans CJK SC" w:hAnsi="Noto Sans CJK SC" w:eastAsia="Noto Sans CJK SC"/>
+          <w:b/>
+          <w:color w:val="2C3E50"/>
+          <w:sz w:val="19"/>
+        </w:rPr>
+        <w:t>NSFOCUS Technology Group Co., Ltd. Shanghai Branch</w:t>
+      </w:r>
+      <w:r>
+        <w:rPr>
+          <w:rFonts w:ascii="Noto Sans CJK SC" w:hAnsi="Noto Sans CJK SC" w:eastAsia="Noto Sans CJK SC"/>
+          <w:b w:val="0"/>
+          <w:color w:val="7F8C8D"/>
+          <w:sz w:val="16"/>
+        </w:rPr>
+        <w:tab/>
+        <w:t>2025.7 – 2026.7</w:t>
+      </w:r>
+    </w:p>
+    <w:p>
+      <w:pPr>
+        <w:spacing w:before="0" w:after="20" w:line="317" w:lineRule="auto"/>
+      </w:pPr>
+      <w:r>
+        <w:rPr>
+          <w:rFonts w:ascii="Noto Sans CJK SC" w:hAnsi="Noto Sans CJK SC" w:eastAsia="Noto Sans CJK SC"/>
+          <w:b/>
+          <w:color w:val="2C3E50"/>
+          <w:sz w:val="17"/>
+        </w:rPr>
+        <w:t>Intern Security Engineer</w:t>
+      </w:r>
+    </w:p>
+    <w:p>
+      <w:pPr>
+        <w:spacing w:before="0" w:after="0" w:line="317" w:lineRule="auto"/>
+        <w:ind w:left="255"/>
+        <w:jc w:val="both"/>
+      </w:pPr>
+      <w:r>
+        <w:rPr>
+          <w:rFonts w:ascii="Noto Sans CJK SC" w:hAnsi="Noto Sans CJK SC" w:eastAsia="Noto Sans CJK SC"/>
+          <w:b/>
+          <w:color w:val="3498DB"/>
+          <w:sz w:val="18"/>
+        </w:rPr>
+        <w:t xml:space="preserve">• </w:t>
+      </w:r>
+      <w:r>
+        <w:rPr>
+          <w:rFonts w:ascii="Noto Sans CJK SC" w:hAnsi="Noto Sans CJK SC" w:eastAsia="Noto Sans CJK SC"/>
+          <w:b/>
+          <w:color w:val="2C3E50"/>
+          <w:sz w:val="18"/>
+        </w:rPr>
+        <w:t>Security product delivery and operation and maintenance</w:t>
+      </w:r>
+      <w:r>
+        <w:rPr>
+          <w:rFonts w:ascii="Noto Sans CJK SC" w:hAnsi="Noto Sans CJK SC" w:eastAsia="Noto Sans CJK SC"/>
+          <w:b w:val="0"/>
+          <w:color w:val="333333"/>
+          <w:sz w:val="18"/>
+        </w:rPr>
+        <w:t>: Independently responsible for policy configuration and troubleshooting of firewalls, WAF, RSAS and other equipment, deeply involved in compliance projects for financial/manufacturing customers, etc., with solid system engineering delivery capabilities.</w:t>
+      </w:r>
+    </w:p>
+    <w:p>
+      <w:pPr>
+        <w:spacing w:before="0" w:after="0" w:line="317" w:lineRule="auto"/>
+        <w:ind w:left="255"/>
+        <w:jc w:val="both"/>
+      </w:pPr>
+      <w:r>
+        <w:rPr>
+          <w:rFonts w:ascii="Noto Sans CJK SC" w:hAnsi="Noto Sans CJK SC" w:eastAsia="Noto Sans CJK SC"/>
+          <w:b/>
+          <w:color w:val="3498DB"/>
+          <w:sz w:val="18"/>
+        </w:rPr>
+        <w:t xml:space="preserve">• </w:t>
+      </w:r>
+      <w:r>
+        <w:rPr>
+          <w:rFonts w:ascii="Noto Sans CJK SC" w:hAnsi="Noto Sans CJK SC" w:eastAsia="Noto Sans CJK SC"/>
+          <w:b/>
+          <w:color w:val="2C3E50"/>
+          <w:sz w:val="18"/>
+        </w:rPr>
+        <w:t>AI empowers security operations · PoC</w:t>
+      </w:r>
+      <w:r>
+        <w:rPr>
+          <w:rFonts w:ascii="Noto Sans CJK SC" w:hAnsi="Noto Sans CJK SC" w:eastAsia="Noto Sans CJK SC"/>
+          <w:b w:val="0"/>
+          <w:color w:val="333333"/>
+          <w:sz w:val="18"/>
+        </w:rPr>
+        <w:t>: Actively joined the company's "Security Operations-AI Empowerment Task Force" and led technical research on large model-assisted alarm analysis. Build a localized RAG prototype system based on LangChain, complete the vectorized storage of security logs and debug the Prompt project, and output the "Research Report on the Application of AI in Security Log Analysis" and share it within the group.</w:t>
+      </w:r>
+    </w:p>
+    <w:p>
+      <w:pPr>
+        <w:spacing w:before="0" w:after="0" w:line="317" w:lineRule="auto"/>
+        <w:ind w:left="255"/>
+        <w:jc w:val="both"/>
+      </w:pPr>
+      <w:r>
+        <w:rPr>
+          <w:rFonts w:ascii="Noto Sans CJK SC" w:hAnsi="Noto Sans CJK SC" w:eastAsia="Noto Sans CJK SC"/>
+          <w:b/>
+          <w:color w:val="3498DB"/>
+          <w:sz w:val="18"/>
+        </w:rPr>
+        <w:t xml:space="preserve">• </w:t>
+      </w:r>
+      <w:r>
+        <w:rPr>
+          <w:rFonts w:ascii="Noto Sans CJK SC" w:hAnsi="Noto Sans CJK SC" w:eastAsia="Noto Sans CJK SC"/>
+          <w:b/>
+          <w:color w:val="2C3E50"/>
+          <w:sz w:val="18"/>
+        </w:rPr>
+        <w:t>Self-developed efficiency improvement tools put into production</w:t>
+      </w:r>
+      <w:r>
+        <w:rPr>
+          <w:rFonts w:ascii="Noto Sans CJK SC" w:hAnsi="Noto Sans CJK SC" w:eastAsia="Noto Sans CJK SC"/>
+          <w:b w:val="0"/>
+          <w:color w:val="333333"/>
+          <w:sz w:val="18"/>
+        </w:rPr>
+        <w:t>:Independently developed rule automated checking and repair tools</w:t>
+      </w:r>
+      <w:r>
+        <w:rPr>
+          <w:rFonts w:ascii="Noto Sans CJK SC" w:hAnsi="Noto Sans CJK SC" w:eastAsia="Noto Sans CJK SC"/>
+          <w:b w:val="0"/>
+          <w:color w:val="3498DB"/>
+          <w:sz w:val="18"/>
+        </w:rPr>
+        <w:t>HOS-LS</w:t>
+      </w:r>
+      <w:r>
+        <w:rPr>
+          <w:rFonts w:ascii="Noto Sans CJK SC" w:hAnsi="Noto Sans CJK SC" w:eastAsia="Noto Sans CJK SC"/>
+          <w:b w:val="0"/>
+          <w:color w:val="333333"/>
+          <w:sz w:val="18"/>
+        </w:rPr>
+        <w:t>, submitted to the NSFOCUS project delivery tool platform and put into internal trial; building a lightweight security knowledge base</w:t>
+      </w:r>
+      <w:r>
+        <w:rPr>
+          <w:rFonts w:ascii="Noto Sans CJK SC" w:hAnsi="Noto Sans CJK SC" w:eastAsia="Noto Sans CJK SC"/>
+          <w:b w:val="0"/>
+          <w:color w:val="3498DB"/>
+          <w:sz w:val="18"/>
+        </w:rPr>
+        <w:t>BOS-NI</w:t>
+      </w:r>
+      <w:r>
+        <w:rPr>
+          <w:rFonts w:ascii="Noto Sans CJK SC" w:hAnsi="Noto Sans CJK SC" w:eastAsia="Noto Sans CJK SC"/>
+          <w:b w:val="0"/>
+          <w:color w:val="333333"/>
+          <w:sz w:val="18"/>
+        </w:rPr>
+        <w:t>, integrated semantic search capabilities to help new employees quickly locate common problems.</w:t>
+      </w:r>
+    </w:p>
+    <w:p>
+      <w:pPr>
+        <w:spacing w:before="140" w:after="60" w:line="317" w:lineRule="auto"/>
+        <w:shd w:fill="2C3E50" w:val="clear"/>
+      </w:pPr>
+      <w:r>
+        <w:rPr>
+          <w:rFonts w:ascii="Noto Sans CJK SC" w:hAnsi="Noto Sans CJK SC" w:eastAsia="Noto Sans CJK SC"/>
+          <w:b/>
+          <w:color w:val="FFFFFF"/>
+          <w:sz w:val="21"/>
+        </w:rPr>
+        <w:t xml:space="preserve">  Project experience</w:t>
+      </w:r>
+    </w:p>
+    <w:p>
+      <w:pPr>
+        <w:tabs>
+          <w:tab w:pos="10205" w:val="right"/>
+        </w:tabs>
+        <w:spacing w:before="60" w:after="20" w:line="317" w:lineRule="auto"/>
+      </w:pPr>
+      <w:r>
+        <w:rPr>
+          <w:rFonts w:ascii="Noto Sans CJK SC" w:hAnsi="Noto Sans CJK SC" w:eastAsia="Noto Sans CJK SC"/>
+          <w:b/>
+          <w:color w:val="2C3E50"/>
+          <w:sz w:val="19"/>
+        </w:rPr>
+        <w:t>Security Hyacinth – AI+ information security attack and defense training platform</w:t>
+      </w:r>
+      <w:r>
+        <w:rPr>
+          <w:rFonts w:ascii="Noto Sans CJK SC" w:hAnsi="Noto Sans CJK SC" w:eastAsia="Noto Sans CJK SC"/>
+          <w:b w:val="0"/>
+          <w:color w:val="7F8C8D"/>
+          <w:sz w:val="16"/>
+        </w:rPr>
+        <w:tab/>
+        <w:t>2024.9 – 2025.6</w:t>
+      </w:r>
+    </w:p>
+    <w:p>
+      <w:pPr>
+        <w:spacing w:before="0" w:after="20" w:line="317" w:lineRule="auto"/>
+      </w:pPr>
+      <w:r>
+        <w:rPr>
+          <w:rFonts w:ascii="Noto Sans CJK SC" w:hAnsi="Noto Sans CJK SC" w:eastAsia="Noto Sans CJK SC"/>
+          <w:b/>
+          <w:color w:val="2C3E50"/>
+          <w:sz w:val="17"/>
+        </w:rPr>
+        <w:t>Person in Charge &amp; Software Development | Won the National Award for the Sino-US Maker Track</w:t>
+      </w:r>
+    </w:p>
+    <w:p>
+      <w:pPr>
+        <w:spacing w:before="0" w:after="0" w:line="317" w:lineRule="auto"/>
+        <w:ind w:left="255"/>
+        <w:jc w:val="both"/>
+      </w:pPr>
+      <w:r>
+        <w:rPr>
+          <w:rFonts w:ascii="Noto Sans CJK SC" w:hAnsi="Noto Sans CJK SC" w:eastAsia="Noto Sans CJK SC"/>
+          <w:b/>
+          <w:color w:val="3498DB"/>
+          <w:sz w:val="18"/>
+        </w:rPr>
+        <w:t xml:space="preserve">• </w:t>
+      </w:r>
+      <w:r>
+        <w:rPr>
+          <w:rFonts w:ascii="Noto Sans CJK SC" w:hAnsi="Noto Sans CJK SC" w:eastAsia="Noto Sans CJK SC"/>
+          <w:b w:val="0"/>
+          <w:color w:val="333333"/>
+          <w:sz w:val="18"/>
+        </w:rPr>
+        <w:t>Led a team of 6 people to build an integrated training platform for "attack simulation-log audit-intelligent response".</w:t>
+      </w:r>
+    </w:p>
+    <w:p>
+      <w:pPr>
+        <w:spacing w:before="0" w:after="0" w:line="317" w:lineRule="auto"/>
+        <w:ind w:left="255"/>
+        <w:jc w:val="both"/>
+      </w:pPr>
+      <w:r>
+        <w:rPr>
+          <w:rFonts w:ascii="Noto Sans CJK SC" w:hAnsi="Noto Sans CJK SC" w:eastAsia="Noto Sans CJK SC"/>
+          <w:b/>
+          <w:color w:val="3498DB"/>
+          <w:sz w:val="18"/>
+        </w:rPr>
+        <w:t xml:space="preserve">• </w:t>
+      </w:r>
+      <w:r>
+        <w:rPr>
+          <w:rFonts w:ascii="Noto Sans CJK SC" w:hAnsi="Noto Sans CJK SC" w:eastAsia="Noto Sans CJK SC"/>
+          <w:b/>
+          <w:color w:val="2C3E50"/>
+          <w:sz w:val="18"/>
+        </w:rPr>
+        <w:t>Core technology attack</w:t>
+      </w:r>
+      <w:r>
+        <w:rPr>
+          <w:rFonts w:ascii="Noto Sans CJK SC" w:hAnsi="Noto Sans CJK SC" w:eastAsia="Noto Sans CJK SC"/>
+          <w:b w:val="0"/>
+          <w:color w:val="333333"/>
+          <w:sz w:val="18"/>
+        </w:rPr>
+        <w:t>:based on</w:t>
+      </w:r>
+      <w:r>
+        <w:rPr>
+          <w:rFonts w:ascii="Noto Sans CJK SC" w:hAnsi="Noto Sans CJK SC" w:eastAsia="Noto Sans CJK SC"/>
+          <w:b/>
+          <w:color w:val="2C3E50"/>
+          <w:sz w:val="18"/>
+        </w:rPr>
+        <w:t>Qwen-14B</w:t>
+      </w:r>
+      <w:r>
+        <w:rPr>
+          <w:rFonts w:ascii="Noto Sans CJK SC" w:hAnsi="Noto Sans CJK SC" w:eastAsia="Noto Sans CJK SC"/>
+          <w:b w:val="0"/>
+          <w:color w:val="333333"/>
+          <w:sz w:val="18"/>
+        </w:rPr>
+        <w:t>Command fine-tuning (LoRA), combined with</w:t>
+      </w:r>
+      <w:r>
+        <w:rPr>
+          <w:rFonts w:ascii="Noto Sans CJK SC" w:hAnsi="Noto Sans CJK SC" w:eastAsia="Noto Sans CJK SC"/>
+          <w:b/>
+          <w:color w:val="2C3E50"/>
+          <w:sz w:val="18"/>
+        </w:rPr>
+        <w:t>Neo4j knowledge graph</w:t>
+      </w:r>
+      <w:r>
+        <w:rPr>
+          <w:rFonts w:ascii="Noto Sans CJK SC" w:hAnsi="Noto Sans CJK SC" w:eastAsia="Noto Sans CJK SC"/>
+          <w:b w:val="0"/>
+          <w:color w:val="333333"/>
+          <w:sz w:val="18"/>
+        </w:rPr>
+        <w:t>and</w:t>
+      </w:r>
+      <w:r>
+        <w:rPr>
+          <w:rFonts w:ascii="Noto Sans CJK SC" w:hAnsi="Noto Sans CJK SC" w:eastAsia="Noto Sans CJK SC"/>
+          <w:b/>
+          <w:color w:val="2C3E50"/>
+          <w:sz w:val="18"/>
+        </w:rPr>
+        <w:t>PPO reinforcement learning</w:t>
+      </w:r>
+      <w:r>
+        <w:rPr>
+          <w:rFonts w:ascii="Noto Sans CJK SC" w:hAnsi="Noto Sans CJK SC" w:eastAsia="Noto Sans CJK SC"/>
+          <w:b w:val="0"/>
+          <w:color w:val="333333"/>
+          <w:sz w:val="18"/>
+        </w:rPr>
+        <w:t>Optimize vulnerability exploitation path recommendations; develop command line intelligent auxiliary modules.</w:t>
+      </w:r>
+    </w:p>
+    <w:p>
+      <w:pPr>
+        <w:spacing w:before="0" w:after="0" w:line="317" w:lineRule="auto"/>
+        <w:ind w:left="255"/>
+        <w:jc w:val="both"/>
+      </w:pPr>
+      <w:r>
+        <w:rPr>
+          <w:rFonts w:ascii="Noto Sans CJK SC" w:hAnsi="Noto Sans CJK SC" w:eastAsia="Noto Sans CJK SC"/>
+          <w:b/>
+          <w:color w:val="3498DB"/>
+          <w:sz w:val="18"/>
+        </w:rPr>
+        <w:t xml:space="preserve">• </w:t>
+      </w:r>
+      <w:r>
+        <w:rPr>
+          <w:rFonts w:ascii="Noto Sans CJK SC" w:hAnsi="Noto Sans CJK SC" w:eastAsia="Noto Sans CJK SC"/>
+          <w:b/>
+          <w:color w:val="2C3E50"/>
+          <w:sz w:val="18"/>
+        </w:rPr>
+        <w:t>Project implementation</w:t>
+      </w:r>
+      <w:r>
+        <w:rPr>
+          <w:rFonts w:ascii="Noto Sans CJK SC" w:hAnsi="Noto Sans CJK SC" w:eastAsia="Noto Sans CJK SC"/>
+          <w:b w:val="0"/>
+          <w:color w:val="333333"/>
+          <w:sz w:val="18"/>
+        </w:rPr>
+        <w:t>: Design attack log classification and visual response modules to achieve rapid source tracing of abnormal behaviors. Achievements: Sino-US Maker National Award, soft copy pending, patent drafting in progress.</w:t>
+      </w:r>
+    </w:p>
+    <w:p>
+      <w:pPr>
+        <w:tabs>
+          <w:tab w:pos="10205" w:val="right"/>
+        </w:tabs>
+        <w:spacing w:before="60" w:after="20" w:line="317" w:lineRule="auto"/>
+      </w:pPr>
+      <w:r>
+        <w:rPr>
+          <w:rFonts w:ascii="Noto Sans CJK SC" w:hAnsi="Noto Sans CJK SC" w:eastAsia="Noto Sans CJK SC"/>
+          <w:b/>
+          <w:color w:val="2C3E50"/>
+          <w:sz w:val="19"/>
+        </w:rPr>
+        <w:t>Intelligent Medical Language Companion Robot – Medical AI Dialogue System</w:t>
+      </w:r>
+      <w:r>
+        <w:rPr>
+          <w:rFonts w:ascii="Noto Sans CJK SC" w:hAnsi="Noto Sans CJK SC" w:eastAsia="Noto Sans CJK SC"/>
+          <w:b w:val="0"/>
+          <w:color w:val="7F8C8D"/>
+          <w:sz w:val="16"/>
+        </w:rPr>
+        <w:tab/>
+        <w:t>2023.9 – 2024.6</w:t>
+      </w:r>
+    </w:p>
+    <w:p>
+      <w:pPr>
+        <w:spacing w:before="0" w:after="20" w:line="317" w:lineRule="auto"/>
+      </w:pPr>
+      <w:r>
+        <w:rPr>
+          <w:rFonts w:ascii="Noto Sans CJK SC" w:hAnsi="Noto Sans CJK SC" w:eastAsia="Noto Sans CJK SC"/>
+          <w:b/>
+          <w:color w:val="2C3E50"/>
+          <w:sz w:val="17"/>
+        </w:rPr>
+        <w:t>Team Members &amp; AI Application Development | Intel AI Innovation Competition Finalist</w:t>
+      </w:r>
+    </w:p>
+    <w:p>
+      <w:pPr>
+        <w:spacing w:before="0" w:after="0" w:line="317" w:lineRule="auto"/>
+        <w:ind w:left="255"/>
+        <w:jc w:val="both"/>
+      </w:pPr>
+      <w:r>
+        <w:rPr>
+          <w:rFonts w:ascii="Noto Sans CJK SC" w:hAnsi="Noto Sans CJK SC" w:eastAsia="Noto Sans CJK SC"/>
+          <w:b/>
+          <w:color w:val="3498DB"/>
+          <w:sz w:val="18"/>
+        </w:rPr>
+        <w:t xml:space="preserve">• </w:t>
+      </w:r>
+      <w:r>
+        <w:rPr>
+          <w:rFonts w:ascii="Noto Sans CJK SC" w:hAnsi="Noto Sans CJK SC" w:eastAsia="Noto Sans CJK SC"/>
+          <w:b w:val="0"/>
+          <w:color w:val="333333"/>
+          <w:sz w:val="18"/>
+        </w:rPr>
+        <w:t>Based on the "AI PC" platform, we develop intelligent consultation assistance robots for grassroots clinics.</w:t>
+      </w:r>
+    </w:p>
+    <w:p>
+      <w:pPr>
+        <w:spacing w:before="0" w:after="0" w:line="317" w:lineRule="auto"/>
+        <w:ind w:left="255"/>
+        <w:jc w:val="both"/>
+      </w:pPr>
+      <w:r>
+        <w:rPr>
+          <w:rFonts w:ascii="Noto Sans CJK SC" w:hAnsi="Noto Sans CJK SC" w:eastAsia="Noto Sans CJK SC"/>
+          <w:b/>
+          <w:color w:val="3498DB"/>
+          <w:sz w:val="18"/>
+        </w:rPr>
+        <w:t xml:space="preserve">• </w:t>
+      </w:r>
+      <w:r>
+        <w:rPr>
+          <w:rFonts w:ascii="Noto Sans CJK SC" w:hAnsi="Noto Sans CJK SC" w:eastAsia="Noto Sans CJK SC"/>
+          <w:b/>
+          <w:color w:val="2C3E50"/>
+          <w:sz w:val="18"/>
+        </w:rPr>
+        <w:t>Responsible for privacy security and AI interaction</w:t>
+      </w:r>
+      <w:r>
+        <w:rPr>
+          <w:rFonts w:ascii="Noto Sans CJK SC" w:hAnsi="Noto Sans CJK SC" w:eastAsia="Noto Sans CJK SC"/>
+          <w:b w:val="0"/>
+          <w:color w:val="333333"/>
+          <w:sz w:val="18"/>
+        </w:rPr>
+        <w:t>: Design end-to-end communication encryption and sensitive content identification mechanism (BERT fine-tuning classifier) ​​to ensure medical data compliance; participate in the development of speech recognition (Whisper fine-tuning) and intent understanding (LLM Few-shot).</w:t>
+      </w:r>
+    </w:p>
+    <w:p>
+      <w:pPr>
+        <w:spacing w:before="0" w:after="0" w:line="317" w:lineRule="auto"/>
+        <w:ind w:left="255"/>
+        <w:jc w:val="both"/>
+      </w:pPr>
+      <w:r>
+        <w:rPr>
+          <w:rFonts w:ascii="Noto Sans CJK SC" w:hAnsi="Noto Sans CJK SC" w:eastAsia="Noto Sans CJK SC"/>
+          <w:b/>
+          <w:color w:val="3498DB"/>
+          <w:sz w:val="18"/>
+        </w:rPr>
+        <w:t xml:space="preserve">• </w:t>
+      </w:r>
+      <w:r>
+        <w:rPr>
+          <w:rFonts w:ascii="Noto Sans CJK SC" w:hAnsi="Noto Sans CJK SC" w:eastAsia="Noto Sans CJK SC"/>
+          <w:b w:val="0"/>
+          <w:color w:val="333333"/>
+          <w:sz w:val="18"/>
+        </w:rPr>
+        <w:t>Shortlisted for the Intel Innovation and Entrepreneurship Competition (GBAC240303106392) and highly recognized by the organizer.</w:t>
+      </w:r>
+    </w:p>
+    <w:p>
+      <w:pPr>
+        <w:spacing w:before="140" w:after="60" w:line="317" w:lineRule="auto"/>
+        <w:shd w:fill="2C3E50" w:val="clear"/>
+      </w:pPr>
+      <w:r>
+        <w:rPr>
+          <w:rFonts w:ascii="Noto Sans CJK SC" w:hAnsi="Noto Sans CJK SC" w:eastAsia="Noto Sans CJK SC"/>
+          <w:b/>
+          <w:color w:val="FFFFFF"/>
+          <w:sz w:val="21"/>
+        </w:rPr>
+        <w:t xml:space="preserve">  Skills &amp; Certifications</w:t>
+      </w:r>
+    </w:p>
+    <w:p>
+      <w:pPr>
+        <w:spacing w:before="0" w:after="20" w:line="317" w:lineRule="auto"/>
+        <w:jc w:val="both"/>
+      </w:pPr>
+      <w:r>
+        <w:rPr>
+          <w:rFonts w:ascii="Noto Sans CJK SC" w:hAnsi="Noto Sans CJK SC" w:eastAsia="Noto Sans CJK SC"/>
+          <w:b/>
+          <w:color w:val="2C3E50"/>
+          <w:sz w:val="18"/>
+        </w:rPr>
+        <w:t>Core competencies:</w:t>
+      </w:r>
+      <w:r>
+        <w:rPr>
+          <w:rFonts w:ascii="Noto Sans CJK SC" w:hAnsi="Noto Sans CJK SC" w:eastAsia="Noto Sans CJK SC"/>
+          <w:b w:val="0"/>
+          <w:sz w:val="18"/>
+        </w:rPr>
+        <w:t>AI system engineering (PyTorch/LangChain full link, RAG, code generation, large model fine-tuning LoRA/QLoRA) and AI security (offense and defense, vulnerability mining) run in parallel, and 168 open source PRs demonstrate the project's implementation capabilities.</w:t>
+      </w:r>
+    </w:p>
+    <w:p>
+      <w:pPr>
+        <w:spacing w:before="0" w:after="20" w:line="317" w:lineRule="auto"/>
+        <w:jc w:val="both"/>
+      </w:pPr>
+      <w:r>
+        <w:rPr>
+          <w:rFonts w:ascii="Noto Sans CJK SC" w:hAnsi="Noto Sans CJK SC" w:eastAsia="Noto Sans CJK SC"/>
+          <w:b/>
+          <w:color w:val="2C3E50"/>
+          <w:sz w:val="18"/>
+        </w:rPr>
+        <w:t>Directions to explore:</w:t>
+      </w:r>
+      <w:r>
+        <w:rPr>
+          <w:rFonts w:ascii="Noto Sans CJK SC" w:hAnsi="Noto Sans CJK SC" w:eastAsia="Noto Sans CJK SC"/>
+          <w:b w:val="0"/>
+          <w:sz w:val="18"/>
+        </w:rPr>
+        <w:t>Reinforcement learning (PPO), AI Agent development, model compression distillation, MCP/Skills and other cutting-edge architectures.</w:t>
+      </w:r>
+    </w:p>
+    <w:p>
+      <w:pPr>
+        <w:spacing w:before="0" w:after="20" w:line="317" w:lineRule="auto"/>
+        <w:jc w:val="both"/>
+      </w:pPr>
+      <w:r>
+        <w:rPr>
+          <w:rFonts w:ascii="Noto Sans CJK SC" w:hAnsi="Noto Sans CJK SC" w:eastAsia="Noto Sans CJK SC"/>
+          <w:b/>
+          <w:color w:val="2C3E50"/>
+          <w:sz w:val="18"/>
+        </w:rPr>
+        <w:t>other:</w:t>
+      </w:r>
+      <w:r>
+        <w:rPr>
+          <w:rFonts w:ascii="Noto Sans CJK SC" w:hAnsi="Noto Sans CJK SC" w:eastAsia="Noto Sans CJK SC"/>
+          <w:b w:val="0"/>
+          <w:sz w:val="18"/>
+        </w:rPr>
+        <w:t>English CET-6 | Mandarin Level 2 B | EFG Entrepreneurship Training Camp Completion (75th Issue) | Computer Level 1 | C2 Driver's License</w:t>
+      </w:r>
+    </w:p>
+    <w:p>
+      <w:pPr>
+        <w:spacing w:before="140" w:after="60" w:line="317" w:lineRule="auto"/>
+        <w:shd w:fill="2C3E50" w:val="clear"/>
+      </w:pPr>
+      <w:r>
+        <w:rPr>
+          <w:rFonts w:ascii="Noto Sans CJK SC" w:hAnsi="Noto Sans CJK SC" w:eastAsia="Noto Sans CJK SC"/>
+          <w:b/>
+          <w:color w:val="FFFFFF"/>
+          <w:sz w:val="21"/>
+        </w:rPr>
+        <w:t xml:space="preserve">  Open source contributions (all merged PRs)</w:t>
+      </w:r>
+    </w:p>
+    <w:p>
+      <w:pPr>
+        <w:spacing w:before="0" w:after="0" w:line="300" w:lineRule="auto"/>
+        <w:ind w:left="227"/>
+      </w:pPr>
+      <w:r>
+        <w:rPr>
+          <w:rFonts w:ascii="Noto Sans CJK SC" w:hAnsi="Noto Sans CJK SC" w:eastAsia="Noto Sans CJK SC"/>
+          <w:b/>
+          <w:color w:val="3498DB"/>
+          <w:sz w:val="16"/>
+        </w:rPr>
+        <w:t xml:space="preserve">▸ </w:t>
+      </w:r>
+      <w:r>
+        <w:rPr>
+          <w:rFonts w:ascii="Noto Sans CJK SC" w:hAnsi="Noto Sans CJK SC" w:eastAsia="Noto Sans CJK SC"/>
+          <w:b w:val="0"/>
+          <w:color w:val="333333"/>
+          <w:sz w:val="17"/>
+        </w:rPr>
+        <w:t xml:space="preserve">  hiyouga/LlamaFactory 74,000 stars #10626 - Improve the Getting Started Guide documentation to lower the threshold for fine-tuning large models</w:t>
+      </w:r>
+    </w:p>
+    <w:p>
+      <w:pPr>
+        <w:spacing w:before="0" w:after="0" w:line="300" w:lineRule="auto"/>
+        <w:ind w:left="227"/>
+      </w:pPr>
+      <w:r>
+        <w:rPr>
+          <w:rFonts w:ascii="Noto Sans CJK SC" w:hAnsi="Noto Sans CJK SC" w:eastAsia="Noto Sans CJK SC"/>
+          <w:b/>
+          <w:color w:val="3498DB"/>
+          <w:sz w:val="16"/>
+        </w:rPr>
+        <w:t xml:space="preserve">▸ </w:t>
+      </w:r>
+      <w:r>
+        <w:rPr>
+          <w:rFonts w:ascii="Noto Sans CJK SC" w:hAnsi="Noto Sans CJK SC" w:eastAsia="Noto Sans CJK SC"/>
+          <w:b w:val="0"/>
+          <w:color w:val="333333"/>
+          <w:sz w:val="17"/>
+        </w:rPr>
+        <w:t xml:space="preserve">  axolotl-ai-cloud/axolotl 74,000 stars #3802 - Fix Jinja chat template verification error prompt logic</w:t>
+      </w:r>
+    </w:p>
+    <w:p>
+      <w:pPr>
+        <w:spacing w:before="0" w:after="0" w:line="300" w:lineRule="auto"/>
+        <w:ind w:left="227"/>
+      </w:pPr>
+      <w:r>
+        <w:rPr>
+          <w:rFonts w:ascii="Noto Sans CJK SC" w:hAnsi="Noto Sans CJK SC" w:eastAsia="Noto Sans CJK SC"/>
+          <w:b/>
+          <w:color w:val="3498DB"/>
+          <w:sz w:val="16"/>
+        </w:rPr>
+        <w:t xml:space="preserve">▸ </w:t>
+      </w:r>
+      <w:r>
+        <w:rPr>
+          <w:rFonts w:ascii="Noto Sans CJK SC" w:hAnsi="Noto Sans CJK SC" w:eastAsia="Noto Sans CJK SC"/>
+          <w:b w:val="0"/>
+          <w:color w:val="333333"/>
+          <w:sz w:val="17"/>
+        </w:rPr>
+        <w:t xml:space="preserve">  vanhauser-thc/thc-hydra 12,000 stars #1092 Buffer overflow | #1091 Memory leak | 6 merged security fix PRs</w:t>
+      </w:r>
+    </w:p>
+    <w:p>
+      <w:pPr>
+        <w:spacing w:before="0" w:after="0" w:line="300" w:lineRule="auto"/>
+        <w:ind w:left="227"/>
+      </w:pPr>
+      <w:r>
+        <w:rPr>
+          <w:rFonts w:ascii="Noto Sans CJK SC" w:hAnsi="Noto Sans CJK SC" w:eastAsia="Noto Sans CJK SC"/>
+          <w:b/>
+          <w:color w:val="3498DB"/>
+          <w:sz w:val="16"/>
+        </w:rPr>
+        <w:t xml:space="preserve">▸ </w:t>
+      </w:r>
+      <w:r>
+        <w:rPr>
+          <w:rFonts w:ascii="Noto Sans CJK SC" w:hAnsi="Noto Sans CJK SC" w:eastAsia="Noto Sans CJK SC"/>
+          <w:b w:val="0"/>
+          <w:color w:val="333333"/>
+          <w:sz w:val="17"/>
+        </w:rPr>
+        <w:t xml:space="preserve">  aquasecurity/trivy 38,000 stars #11013 - Fix type assertion in Alpine APKINDEX archive reading</w:t>
+      </w:r>
+    </w:p>
+    <w:p>
+      <w:pPr>
+        <w:spacing w:before="0" w:after="0" w:line="300" w:lineRule="auto"/>
+        <w:ind w:left="227"/>
+      </w:pPr>
+      <w:r>
+        <w:rPr>
+          <w:rFonts w:ascii="Noto Sans CJK SC" w:hAnsi="Noto Sans CJK SC" w:eastAsia="Noto Sans CJK SC"/>
+          <w:b/>
+          <w:color w:val="3498DB"/>
+          <w:sz w:val="16"/>
+        </w:rPr>
+        <w:t xml:space="preserve">▸ </w:t>
+      </w:r>
+      <w:r>
+        <w:rPr>
+          <w:rFonts w:ascii="Noto Sans CJK SC" w:hAnsi="Noto Sans CJK SC" w:eastAsia="Noto Sans CJK SC"/>
+          <w:b w:val="0"/>
+          <w:color w:val="333333"/>
+          <w:sz w:val="17"/>
+        </w:rPr>
+        <w:t xml:space="preserve">  zaproxy/zaproxy 16,000 stars #9411 - HashUtils resource leak fix</w:t>
+      </w:r>
+    </w:p>
+    <w:p>
+      <w:pPr>
+        <w:spacing w:before="0" w:after="0" w:line="300" w:lineRule="auto"/>
+        <w:ind w:left="227"/>
+      </w:pPr>
+      <w:r>
+        <w:rPr>
+          <w:rFonts w:ascii="Noto Sans CJK SC" w:hAnsi="Noto Sans CJK SC" w:eastAsia="Noto Sans CJK SC"/>
+          <w:b/>
+          <w:color w:val="3498DB"/>
+          <w:sz w:val="16"/>
+        </w:rPr>
+        <w:t xml:space="preserve">▸ </w:t>
+      </w:r>
+      <w:r>
+        <w:rPr>
+          <w:rFonts w:ascii="Noto Sans CJK SC" w:hAnsi="Noto Sans CJK SC" w:eastAsia="Noto Sans CJK SC"/>
+          <w:b w:val="0"/>
+          <w:color w:val="333333"/>
+          <w:sz w:val="17"/>
+        </w:rPr>
+        <w:t xml:space="preserve">  slimm609/checksec 2.3k stars #349 - Fix kernel.unprivileged_bpf_disabled detection logic</w:t>
+      </w:r>
+    </w:p>
+    <w:p>
+      <w:pPr>
+        <w:spacing w:before="0" w:after="0" w:line="300" w:lineRule="auto"/>
+        <w:ind w:left="227"/>
+      </w:pPr>
+      <w:r>
+        <w:rPr>
+          <w:rFonts w:ascii="Noto Sans CJK SC" w:hAnsi="Noto Sans CJK SC" w:eastAsia="Noto Sans CJK SC"/>
+          <w:b/>
+          <w:color w:val="3498DB"/>
+          <w:sz w:val="16"/>
+        </w:rPr>
+        <w:t xml:space="preserve">▸ </w:t>
+      </w:r>
+      <w:r>
+        <w:rPr>
+          <w:rFonts w:ascii="Noto Sans CJK SC" w:hAnsi="Noto Sans CJK SC" w:eastAsia="Noto Sans CJK SC"/>
+          <w:b w:val="0"/>
+          <w:color w:val="333333"/>
+          <w:sz w:val="17"/>
+        </w:rPr>
+        <w:t xml:space="preserve">  bytedance/g3 888 stars #1103 - Fix unsafe unwrap() call in openssl certificate pair</w:t>
+      </w:r>
+    </w:p>
+    <w:p>
+      <w:pPr>
+        <w:spacing w:before="140" w:after="60" w:line="317" w:lineRule="auto"/>
+        <w:shd w:fill="2C3E50" w:val="clear"/>
+      </w:pPr>
+      <w:r>
+        <w:rPr>
+          <w:rFonts w:ascii="Noto Sans CJK SC" w:hAnsi="Noto Sans CJK SC" w:eastAsia="Noto Sans CJK SC"/>
+          <w:b/>
+          <w:color w:val="FFFFFF"/>
+          <w:sz w:val="21"/>
+        </w:rPr>
+        <w:t xml:space="preserve">  introduce yourself</w:t>
+      </w:r>
+    </w:p>
+    <w:p>
+      <w:pPr>
+        <w:spacing w:before="40" w:after="40" w:line="317" w:lineRule="auto"/>
+        <w:jc w:val="both"/>
       </w:pPr>
       <w:r>
         <w:rPr>
@@ -27,654 +1010,12 @@
           <w:color w:val="333333"/>
           <w:sz w:val="18"/>
         </w:rPr>
-        <w:t>Name:  Qian Jiahong</w:t>
+        <w:t>My core direction is the intersection of AI engineering and system security: using PyTorch and LangChain to build AI prototypes from RAG to code generation, and using a system security perspective to think about the vulnerability of the large model itself. I believe the best defense comes from a deep understanding of the attacker's mind. Now I look forward to truly combining these two lines to make reliable and in-depth smart products.</w:t>
       </w:r>
     </w:p>
     <w:p>
       <w:pPr>
-        <w:spacing w:before="20" w:after="20"/>
-      </w:pPr>
-      <w:r>
-        <w:rPr>
-          <w:rFonts w:ascii="Noto Sans CJK SC" w:hAnsi="Noto Sans CJK SC" w:eastAsia="Noto Sans CJK SC"/>
-          <w:b w:val="0"/>
-          <w:color w:val="333333"/>
-          <w:sz w:val="18"/>
-        </w:rPr>
-        <w:t>&lt;g id="Bold"&gt;Date of Birth:&lt;/g&gt;  2006  &lt;g id="Bold"&gt;Height:&lt;/g&gt;  185cm</w:t>
-      </w:r>
-    </w:p>
-    <w:p>
-      <w:pPr>
-        <w:spacing w:before="20" w:after="20"/>
-      </w:pPr>
-      <w:r>
-        <w:rPr>
-          <w:rFonts w:ascii="Noto Sans CJK SC" w:hAnsi="Noto Sans CJK SC" w:eastAsia="Noto Sans CJK SC"/>
-          <w:b w:val="0"/>
-          <w:color w:val="333333"/>
-          <w:sz w:val="18"/>
-        </w:rPr>
-        <w:t>Education:  Undergraduate  Address:  Shanghai City</w:t>
-      </w:r>
-    </w:p>
-    <w:p>
-      <w:pPr>
-        <w:spacing w:before="20" w:after="20"/>
-      </w:pPr>
-      <w:r>
-        <w:rPr>
-          <w:rFonts w:ascii="Noto Sans CJK SC" w:hAnsi="Noto Sans CJK SC" w:eastAsia="Noto Sans CJK SC"/>
-          <w:b w:val="0"/>
-          <w:color w:val="333333"/>
-          <w:sz w:val="18"/>
-        </w:rPr>
-        <w:t>Tél.  19921057118  E-mail:  aqfxz_zh@qq.com</w:t>
-      </w:r>
-    </w:p>
-    <w:p>
-      <w:pPr>
-        <w:spacing w:before="60"/>
-      </w:pPr>
-      <w:r>
-        <w:rPr>
-          <w:rFonts w:ascii="Noto Sans CJK SC" w:hAnsi="Noto Sans CJK SC" w:eastAsia="Noto Sans CJK SC"/>
-          <w:b w:val="0"/>
-          <w:color w:val="555555"/>
-          <w:sz w:val="16"/>
-        </w:rPr>
-        <w:t>GitHub:github.com/lxcxjxhx    Blog:security-hyacinth.blog.csdn.net</w:t>
-      </w:r>
-      <w:r>
-        <w:rPr>
-          <w:rFonts w:ascii="Noto Sans CJK SC" w:hAnsi="Noto Sans CJK SC" w:eastAsia="Noto Sans CJK SC"/>
-          <w:b w:val="0"/>
-          <w:color w:val="555555"/>
-          <w:sz w:val="16"/>
-        </w:rPr>
-        <w:t>arXiv:arxiv.org/search/?query=JH-Qian    LinkedIn:linkedin.com/in/ Jia Hong - Money</w:t>
-      </w:r>
-    </w:p>
-    <w:p>
-      <w:pPr>
-        <w:spacing w:before="120" w:after="80"/>
-        <w:shd w:fill="2c3e50" w:val="clear"/>
-      </w:pPr>
-      <w:r>
-        <w:rPr>
-          <w:rFonts w:ascii="Noto Sans CJK SC" w:hAnsi="Noto Sans CJK SC" w:eastAsia="Noto Sans CJK SC"/>
-          <w:b/>
-          <w:color w:val="FFFFFF"/>
-          <w:sz w:val="22"/>
-        </w:rPr>
-        <w:t xml:space="preserve">  Internship</w:t>
-      </w:r>
-    </w:p>
-    <w:p>
-      <w:pPr>
-        <w:spacing w:before="40" w:after="20"/>
-      </w:pPr>
-      <w:r>
-        <w:rPr>
-          <w:rFonts w:ascii="Noto Sans CJK SC" w:hAnsi="Noto Sans CJK SC" w:eastAsia="Noto Sans CJK SC"/>
-          <w:b/>
-          <w:color w:val="2C3E50"/>
-          <w:sz w:val="20"/>
-        </w:rPr>
-        <w:t>Lvmeng Technology Group Co., Ltd. Shanghai Branch</w:t>
-      </w:r>
-      <w:r>
-        <w:rPr>
-          <w:rFonts w:ascii="Noto Sans CJK SC" w:hAnsi="Noto Sans CJK SC" w:eastAsia="Noto Sans CJK SC"/>
-          <w:b w:val="0"/>
-          <w:sz w:val="17"/>
-        </w:rPr>
-        <w:tab/>
-      </w:r>
-      <w:r>
-        <w:rPr>
-          <w:rFonts w:ascii="Noto Sans CJK SC" w:hAnsi="Noto Sans CJK SC" w:eastAsia="Noto Sans CJK SC"/>
-          <w:b w:val="0"/>
-          <w:color w:val="7F8C8D"/>
-          <w:sz w:val="17"/>
-        </w:rPr>
-        <w:t>2025.7 – 2026.7</w:t>
-      </w:r>
-    </w:p>
-    <w:p>
-      <w:pPr>
-        <w:spacing w:before="0" w:after="20"/>
-      </w:pPr>
-      <w:r>
-        <w:rPr>
-          <w:rFonts w:ascii="Noto Sans CJK SC" w:hAnsi="Noto Sans CJK SC" w:eastAsia="Noto Sans CJK SC"/>
-          <w:b/>
-          <w:color w:val="34495E"/>
-          <w:sz w:val="18"/>
-        </w:rPr>
-        <w:t>Intern Security Engineer</w:t>
-      </w:r>
-    </w:p>
-    <w:p>
-      <w:pPr>
-        <w:spacing w:before="20" w:after="40"/>
-        <w:ind w:firstLine="425"/>
-      </w:pPr>
-      <w:r>
-        <w:rPr>
-          <w:rFonts w:ascii="Noto Sans CJK SC" w:hAnsi="Noto Sans CJK SC" w:eastAsia="Noto Sans CJK SC"/>
-          <w:b w:val="0"/>
-          <w:color w:val="333333"/>
-          <w:sz w:val="19"/>
-        </w:rPr>
-        <w:t>Secure Product Delivery and O&amp;M: Independently responsible for the strategic configuration and troubleshooting of firewall, WAF, RSAs and other equipment, deeply involved in financial/manufacturing customers and other security compliance projects, with solid system engineering delivery capabilities.AI-enabled safe operation · PoC: Actively joined the company's "Security Operations-AI Empowerment Task Force" to lead the technical research of large model-assisted alarm analysis. Build a localized rag prototype system based on LangChain, complete the security log vector storage and Prompt project debugging, output the "Application Research Report of AI in Security Log Analysis" and share it within the group.Self-developed and effective tools put into production: Independent R&amp;D Rules Automated Inspection and Repair ToolHOS-LS, submitted to the Green Alliance Engineering Delivery Tool Platform and put into internal trial; build a lightweight safety knowledge baseBOS-NI, integrate semantic retrieval capabilities to help new hires quickly locate frequently asked questions.</w:t>
-      </w:r>
-    </w:p>
-    <w:p>
-      <w:pPr>
-        <w:spacing w:before="120" w:after="80"/>
-        <w:shd w:fill="2c3e50" w:val="clear"/>
-      </w:pPr>
-      <w:r>
-        <w:rPr>
-          <w:rFonts w:ascii="Noto Sans CJK SC" w:hAnsi="Noto Sans CJK SC" w:eastAsia="Noto Sans CJK SC"/>
-          <w:b/>
-          <w:color w:val="FFFFFF"/>
-          <w:sz w:val="22"/>
-        </w:rPr>
-        <w:t xml:space="preserve">  Project Experience</w:t>
-      </w:r>
-    </w:p>
-    <w:p>
-      <w:pPr>
-        <w:spacing w:before="40" w:after="20"/>
-      </w:pPr>
-      <w:r>
-        <w:rPr>
-          <w:rFonts w:ascii="Noto Sans CJK SC" w:hAnsi="Noto Sans CJK SC" w:eastAsia="Noto Sans CJK SC"/>
-          <w:b/>
-          <w:color w:val="2C3E50"/>
-          <w:sz w:val="20"/>
-        </w:rPr>
-        <w:t>Security Windshield Transducer – AI + Information Security Attack and Defense Training Platform</w:t>
-      </w:r>
-      <w:r>
-        <w:rPr>
-          <w:rFonts w:ascii="Noto Sans CJK SC" w:hAnsi="Noto Sans CJK SC" w:eastAsia="Noto Sans CJK SC"/>
-          <w:b w:val="0"/>
-          <w:sz w:val="17"/>
-        </w:rPr>
-        <w:tab/>
-      </w:r>
-      <w:r>
-        <w:rPr>
-          <w:rFonts w:ascii="Noto Sans CJK SC" w:hAnsi="Noto Sans CJK SC" w:eastAsia="Noto Sans CJK SC"/>
-          <w:b w:val="0"/>
-          <w:color w:val="7F8C8D"/>
-          <w:sz w:val="17"/>
-        </w:rPr>
-        <w:t>2024.9 – 2025.6</w:t>
-      </w:r>
-    </w:p>
-    <w:p>
-      <w:pPr>
-        <w:spacing w:before="0" w:after="20"/>
-      </w:pPr>
-      <w:r>
-        <w:rPr>
-          <w:rFonts w:ascii="Noto Sans CJK SC" w:hAnsi="Noto Sans CJK SC" w:eastAsia="Noto Sans CJK SC"/>
-          <w:b/>
-          <w:color w:val="34495E"/>
-          <w:sz w:val="18"/>
-        </w:rPr>
-        <w:t>Leader &amp; Software Development | Won the China-US Maker Track National Award</w:t>
-      </w:r>
-    </w:p>
-    <w:p>
-      <w:pPr>
-        <w:spacing w:before="20" w:after="40"/>
-        <w:ind w:firstLine="425"/>
-      </w:pPr>
-      <w:r>
-        <w:rPr>
-          <w:rFonts w:ascii="Noto Sans CJK SC" w:hAnsi="Noto Sans CJK SC" w:eastAsia="Noto Sans CJK SC"/>
-          <w:b w:val="0"/>
-          <w:color w:val="333333"/>
-          <w:sz w:val="19"/>
-        </w:rPr>
-        <w:t>Lead a team of 6 people to build an integrated training platform for "Attack Simulation – Log Audit – Intelligent Response".Core technology to tackleSettings based on:Qwen-14BInstruction fine-tuning (LoRA), in conjunction withNeo4j Knowledge GraphAND:PPO Reinforcement LearningOptimize vulnerability exploit path recommendations; develop command-line intelligent auxiliary modules.Project landing: Design the attack log categorization and visual response module to achieve rapid traceability of abnormal behavior. Achievements: China-US Maker Country Award, soft and real review, patent writing.</w:t>
-      </w:r>
-    </w:p>
-    <w:p>
-      <w:pPr>
-        <w:spacing w:before="40" w:after="20"/>
-      </w:pPr>
-      <w:r>
-        <w:rPr>
-          <w:rFonts w:ascii="Noto Sans CJK SC" w:hAnsi="Noto Sans CJK SC" w:eastAsia="Noto Sans CJK SC"/>
-          <w:b/>
-          <w:color w:val="2C3E50"/>
-          <w:sz w:val="20"/>
-        </w:rPr>
-        <w:t>Intelligent Medical Language Companion Robot – Medical AI Dialogue System</w:t>
-      </w:r>
-      <w:r>
-        <w:rPr>
-          <w:rFonts w:ascii="Noto Sans CJK SC" w:hAnsi="Noto Sans CJK SC" w:eastAsia="Noto Sans CJK SC"/>
-          <w:b w:val="0"/>
-          <w:sz w:val="17"/>
-        </w:rPr>
-        <w:tab/>
-      </w:r>
-      <w:r>
-        <w:rPr>
-          <w:rFonts w:ascii="Noto Sans CJK SC" w:hAnsi="Noto Sans CJK SC" w:eastAsia="Noto Sans CJK SC"/>
-          <w:b w:val="0"/>
-          <w:color w:val="7F8C8D"/>
-          <w:sz w:val="17"/>
-        </w:rPr>
-        <w:t>2023.9 – 2024.6</w:t>
-      </w:r>
-    </w:p>
-    <w:p>
-      <w:pPr>
-        <w:spacing w:before="0" w:after="20"/>
-      </w:pPr>
-      <w:r>
-        <w:rPr>
-          <w:rFonts w:ascii="Noto Sans CJK SC" w:hAnsi="Noto Sans CJK SC" w:eastAsia="Noto Sans CJK SC"/>
-          <w:b/>
-          <w:color w:val="34495E"/>
-          <w:sz w:val="18"/>
-        </w:rPr>
-        <w:t>Team Member &amp; AI Application Development | Intel AI Innovation Competition Finalist</w:t>
-      </w:r>
-    </w:p>
-    <w:p>
-      <w:pPr>
-        <w:spacing w:before="20" w:after="40"/>
-        <w:ind w:firstLine="425"/>
-      </w:pPr>
-      <w:r>
-        <w:rPr>
-          <w:rFonts w:ascii="Noto Sans CJK SC" w:hAnsi="Noto Sans CJK SC" w:eastAsia="Noto Sans CJK SC"/>
-          <w:b w:val="0"/>
-          <w:color w:val="333333"/>
-          <w:sz w:val="19"/>
-        </w:rPr>
-        <w:t>Develop intelligent consultation assistance robots for grassroots clinics based on the "AI PC" platform.Responsible for privacy security and AI interaction: Designed end-to-end communication encryption and sensitive content recognition mechanism (Bert fine-tuning classifier) to ensure medical data compliance; participated in speech recognition (Whisper fine-tuning) and intent understanding (LLM Few-shot) development.Shortlisted for the Intel Innovation and Entrepreneurship Special Competition (GBAC240303106392), highly recognized by the organizer.</w:t>
-      </w:r>
-    </w:p>
-    <w:p>
-      <w:pPr>
-        <w:spacing w:before="120" w:after="80"/>
-        <w:shd w:fill="2c3e50" w:val="clear"/>
-      </w:pPr>
-      <w:r>
-        <w:rPr>
-          <w:rFonts w:ascii="Noto Sans CJK SC" w:hAnsi="Noto Sans CJK SC" w:eastAsia="Noto Sans CJK SC"/>
-          <w:b/>
-          <w:color w:val="FFFFFF"/>
-          <w:sz w:val="22"/>
-        </w:rPr>
-        <w:t xml:space="preserve">  Skills &amp; Certifications</w:t>
-      </w:r>
-    </w:p>
-    <w:p>
-      <w:pPr>
-        <w:spacing w:before="20" w:after="20"/>
-      </w:pPr>
-      <w:r>
-        <w:rPr>
-          <w:rFonts w:ascii="Noto Sans CJK SC" w:hAnsi="Noto Sans CJK SC" w:eastAsia="Noto Sans CJK SC"/>
-          <w:b/>
-          <w:color w:val="2C3E50"/>
-          <w:sz w:val="19"/>
-        </w:rPr>
-        <w:t>Core capabilities:</w:t>
-      </w:r>
-      <w:r>
-        <w:rPr>
-          <w:rFonts w:ascii="Noto Sans CJK SC" w:hAnsi="Noto Sans CJK SC" w:eastAsia="Noto Sans CJK SC"/>
-          <w:b w:val="0"/>
-          <w:color w:val="333333"/>
-          <w:sz w:val="19"/>
-        </w:rPr>
-        <w:t>AI system engineering (PyTorch/LangChain full link, rag, code generation, large model fine-tuning LoRA/QLoRA) is parallel to AI security (offense and defense, vulnerability mining), and 168 open source PRs support the project's landing capability.</w:t>
-      </w:r>
-    </w:p>
-    <w:p>
-      <w:pPr>
-        <w:spacing w:before="20" w:after="20"/>
-      </w:pPr>
-      <w:r>
-        <w:rPr>
-          <w:rFonts w:ascii="Noto Sans CJK SC" w:hAnsi="Noto Sans CJK SC" w:eastAsia="Noto Sans CJK SC"/>
-          <w:b/>
-          <w:color w:val="2C3E50"/>
-          <w:sz w:val="19"/>
-        </w:rPr>
-        <w:t>Explore orientation</w:t>
-      </w:r>
-      <w:r>
-        <w:rPr>
-          <w:rFonts w:ascii="Noto Sans CJK SC" w:hAnsi="Noto Sans CJK SC" w:eastAsia="Noto Sans CJK SC"/>
-          <w:b w:val="0"/>
-          <w:color w:val="333333"/>
-          <w:sz w:val="19"/>
-        </w:rPr>
-        <w:t>Cutting-edge architectures such as reinforcement learning (PPO), AI Agent development, model compression distillation, and MCP/Skills.</w:t>
-      </w:r>
-    </w:p>
-    <w:p>
-      <w:pPr>
-        <w:spacing w:before="20" w:after="20"/>
-      </w:pPr>
-      <w:r>
-        <w:rPr>
-          <w:rFonts w:ascii="Noto Sans CJK SC" w:hAnsi="Noto Sans CJK SC" w:eastAsia="Noto Sans CJK SC"/>
-          <w:b/>
-          <w:color w:val="2C3E50"/>
-          <w:sz w:val="19"/>
-        </w:rPr>
-        <w:t>Other:</w:t>
-      </w:r>
-      <w:r>
-        <w:rPr>
-          <w:rFonts w:ascii="Noto Sans CJK SC" w:hAnsi="Noto Sans CJK SC" w:eastAsia="Noto Sans CJK SC"/>
-          <w:b w:val="0"/>
-          <w:color w:val="333333"/>
-          <w:sz w:val="19"/>
-        </w:rPr>
-        <w:t>English CET-6 | Mandarin Grade 2 B | EFG Entrepreneurship Bootcamp Completion (Issue 75) | Computer Grade 1 | C2 Driver's License</w:t>
-      </w:r>
-    </w:p>
-    <w:p>
-      <w:pPr>
-        <w:spacing w:before="120" w:after="80"/>
-        <w:shd w:fill="2c3e50" w:val="clear"/>
-      </w:pPr>
-      <w:r>
-        <w:rPr>
-          <w:rFonts w:ascii="Noto Sans CJK SC" w:hAnsi="Noto Sans CJK SC" w:eastAsia="Noto Sans CJK SC"/>
-          <w:b/>
-          <w:color w:val="FFFFFF"/>
-          <w:sz w:val="22"/>
-        </w:rPr>
-        <w:t xml:space="preserve">  Open source contributions (all merged PR)</w:t>
-      </w:r>
-    </w:p>
-    <w:p>
-      <w:pPr>
-        <w:spacing w:before="20" w:after="20"/>
-        <w:ind w:left="283"/>
-        <w:shd w:fill="2c3e50" w:val="clear"/>
-      </w:pPr>
-      <w:r>
-        <w:rPr>
-          <w:rFonts w:ascii="Noto Sans CJK SC" w:hAnsi="Noto Sans CJK SC" w:eastAsia="Noto Sans CJK SC"/>
-          <w:b/>
-          <w:color w:val="FFFFFF"/>
-          <w:sz w:val="15"/>
-        </w:rPr>
-        <w:t xml:space="preserve">[Combined] </w:t>
-      </w:r>
-      <w:r>
-        <w:rPr>
-          <w:rFonts w:ascii="Noto Sans CJK SC" w:hAnsi="Noto Sans CJK SC" w:eastAsia="Noto Sans CJK SC"/>
-          <w:b/>
-          <w:color w:val="3498DB"/>
-          <w:sz w:val="18"/>
-        </w:rPr>
-        <w:t>hiyouga/LlamaFactory</w:t>
-      </w:r>
-      <w:r>
-        <w:rPr>
-          <w:rFonts w:ascii="Noto Sans CJK SC" w:hAnsi="Noto Sans CJK SC" w:eastAsia="Noto Sans CJK SC"/>
-          <w:b w:val="0"/>
-          <w:color w:val="333333"/>
-          <w:sz w:val="18"/>
-        </w:rPr>
-        <w:t xml:space="preserve"> - Combined74,000 Stars# 10626 - Improve the Getting Started Guide document to lower the threshold for fine-tuning large models</w:t>
-      </w:r>
-    </w:p>
-    <w:p>
-      <w:pPr>
-        <w:spacing w:before="20" w:after="20"/>
-        <w:ind w:left="283"/>
-        <w:shd w:fill="2c3e50" w:val="clear"/>
-      </w:pPr>
-      <w:r>
-        <w:rPr>
-          <w:rFonts w:ascii="Noto Sans CJK SC" w:hAnsi="Noto Sans CJK SC" w:eastAsia="Noto Sans CJK SC"/>
-          <w:b/>
-          <w:color w:val="FFFFFF"/>
-          <w:sz w:val="15"/>
-        </w:rPr>
-        <w:t xml:space="preserve">[Combined] </w:t>
-      </w:r>
-      <w:r>
-        <w:rPr>
-          <w:rFonts w:ascii="Noto Sans CJK SC" w:hAnsi="Noto Sans CJK SC" w:eastAsia="Noto Sans CJK SC"/>
-          <w:b/>
-          <w:color w:val="3498DB"/>
-          <w:sz w:val="18"/>
-        </w:rPr>
-        <w:t>axolotl-ai-cloud/axolotl</w:t>
-      </w:r>
-      <w:r>
-        <w:rPr>
-          <w:rFonts w:ascii="Noto Sans CJK SC" w:hAnsi="Noto Sans CJK SC" w:eastAsia="Noto Sans CJK SC"/>
-          <w:b w:val="0"/>
-          <w:color w:val="333333"/>
-          <w:sz w:val="18"/>
-        </w:rPr>
-        <w:t xml:space="preserve"> - Combined74,000 Stars# 3802 - Fix Jinja Chat Template Validation Error Prompt Logic</w:t>
-      </w:r>
-    </w:p>
-    <w:p>
-      <w:pPr>
-        <w:spacing w:before="20" w:after="20"/>
-        <w:ind w:left="283"/>
-        <w:shd w:fill="2c3e50" w:val="clear"/>
-      </w:pPr>
-      <w:r>
-        <w:rPr>
-          <w:rFonts w:ascii="Noto Sans CJK SC" w:hAnsi="Noto Sans CJK SC" w:eastAsia="Noto Sans CJK SC"/>
-          <w:b/>
-          <w:color w:val="FFFFFF"/>
-          <w:sz w:val="15"/>
-        </w:rPr>
-        <w:t xml:space="preserve">[Combined] </w:t>
-      </w:r>
-      <w:r>
-        <w:rPr>
-          <w:rFonts w:ascii="Noto Sans CJK SC" w:hAnsi="Noto Sans CJK SC" w:eastAsia="Noto Sans CJK SC"/>
-          <w:b/>
-          <w:color w:val="3498DB"/>
-          <w:sz w:val="18"/>
-        </w:rPr>
-        <w:t>vanhauser-thc/thc-hydra</w:t>
-      </w:r>
-      <w:r>
-        <w:rPr>
-          <w:rFonts w:ascii="Noto Sans CJK SC" w:hAnsi="Noto Sans CJK SC" w:eastAsia="Noto Sans CJK SC"/>
-          <w:b w:val="0"/>
-          <w:color w:val="333333"/>
-          <w:sz w:val="18"/>
-        </w:rPr>
-        <w:t xml:space="preserve"> - Combined12,000 stars# 1092 Buffer Overflow |#1091Memory Leaks | etc Total 6 Consolidated Security Fixes PR</w:t>
-      </w:r>
-    </w:p>
-    <w:p>
-      <w:pPr>
-        <w:spacing w:before="20" w:after="20"/>
-        <w:ind w:left="283"/>
-        <w:shd w:fill="2c3e50" w:val="clear"/>
-      </w:pPr>
-      <w:r>
-        <w:rPr>
-          <w:rFonts w:ascii="Noto Sans CJK SC" w:hAnsi="Noto Sans CJK SC" w:eastAsia="Noto Sans CJK SC"/>
-          <w:b/>
-          <w:color w:val="FFFFFF"/>
-          <w:sz w:val="15"/>
-        </w:rPr>
-        <w:t xml:space="preserve">[Combined] </w:t>
-      </w:r>
-      <w:r>
-        <w:rPr>
-          <w:rFonts w:ascii="Noto Sans CJK SC" w:hAnsi="Noto Sans CJK SC" w:eastAsia="Noto Sans CJK SC"/>
-          <w:b/>
-          <w:color w:val="3498DB"/>
-          <w:sz w:val="18"/>
-        </w:rPr>
-        <w:t>aquasecurity/trivy</w:t>
-      </w:r>
-      <w:r>
-        <w:rPr>
-          <w:rFonts w:ascii="Noto Sans CJK SC" w:hAnsi="Noto Sans CJK SC" w:eastAsia="Noto Sans CJK SC"/>
-          <w:b w:val="0"/>
-          <w:color w:val="333333"/>
-          <w:sz w:val="18"/>
-        </w:rPr>
-        <w:t xml:space="preserve"> - Combined38,000 Stars# 11013 - Fix type assertion in Alpine APKINDEX archive read</w:t>
-      </w:r>
-    </w:p>
-    <w:p>
-      <w:pPr>
-        <w:spacing w:before="20" w:after="20"/>
-        <w:ind w:left="283"/>
-        <w:shd w:fill="2c3e50" w:val="clear"/>
-      </w:pPr>
-      <w:r>
-        <w:rPr>
-          <w:rFonts w:ascii="Noto Sans CJK SC" w:hAnsi="Noto Sans CJK SC" w:eastAsia="Noto Sans CJK SC"/>
-          <w:b/>
-          <w:color w:val="FFFFFF"/>
-          <w:sz w:val="15"/>
-        </w:rPr>
-        <w:t xml:space="preserve">[Combined] </w:t>
-      </w:r>
-      <w:r>
-        <w:rPr>
-          <w:rFonts w:ascii="Noto Sans CJK SC" w:hAnsi="Noto Sans CJK SC" w:eastAsia="Noto Sans CJK SC"/>
-          <w:b/>
-          <w:color w:val="3498DB"/>
-          <w:sz w:val="18"/>
-        </w:rPr>
-        <w:t>zaproxy/zaproxy</w:t>
-      </w:r>
-      <w:r>
-        <w:rPr>
-          <w:rFonts w:ascii="Noto Sans CJK SC" w:hAnsi="Noto Sans CJK SC" w:eastAsia="Noto Sans CJK SC"/>
-          <w:b w:val="0"/>
-          <w:color w:val="333333"/>
-          <w:sz w:val="18"/>
-        </w:rPr>
-        <w:t xml:space="preserve"> - Combined16,000 stars# 9411 - HashUtils Resource Leak Fix</w:t>
-      </w:r>
-    </w:p>
-    <w:p>
-      <w:pPr>
-        <w:spacing w:before="20" w:after="20"/>
-        <w:ind w:left="283"/>
-        <w:shd w:fill="2c3e50" w:val="clear"/>
-      </w:pPr>
-      <w:r>
-        <w:rPr>
-          <w:rFonts w:ascii="Noto Sans CJK SC" w:hAnsi="Noto Sans CJK SC" w:eastAsia="Noto Sans CJK SC"/>
-          <w:b/>
-          <w:color w:val="FFFFFF"/>
-          <w:sz w:val="15"/>
-        </w:rPr>
-        <w:t xml:space="preserve">[Combined] </w:t>
-      </w:r>
-      <w:r>
-        <w:rPr>
-          <w:rFonts w:ascii="Noto Sans CJK SC" w:hAnsi="Noto Sans CJK SC" w:eastAsia="Noto Sans CJK SC"/>
-          <w:b/>
-          <w:color w:val="3498DB"/>
-          <w:sz w:val="18"/>
-        </w:rPr>
-        <w:t>slimm609/checksec</w:t>
-      </w:r>
-      <w:r>
-        <w:rPr>
-          <w:rFonts w:ascii="Noto Sans CJK SC" w:hAnsi="Noto Sans CJK SC" w:eastAsia="Noto Sans CJK SC"/>
-          <w:b w:val="0"/>
-          <w:color w:val="333333"/>
-          <w:sz w:val="18"/>
-        </w:rPr>
-        <w:t xml:space="preserve"> - Combined2.3k stars# 349 - Fix kernel.unprivileged_bpf_disabled detection logic</w:t>
-      </w:r>
-    </w:p>
-    <w:p>
-      <w:pPr>
-        <w:spacing w:before="20" w:after="20"/>
-        <w:ind w:left="283"/>
-        <w:shd w:fill="2c3e50" w:val="clear"/>
-      </w:pPr>
-      <w:r>
-        <w:rPr>
-          <w:rFonts w:ascii="Noto Sans CJK SC" w:hAnsi="Noto Sans CJK SC" w:eastAsia="Noto Sans CJK SC"/>
-          <w:b/>
-          <w:color w:val="FFFFFF"/>
-          <w:sz w:val="15"/>
-        </w:rPr>
-        <w:t xml:space="preserve">[Combined] </w:t>
-      </w:r>
-      <w:r>
-        <w:rPr>
-          <w:rFonts w:ascii="Noto Sans CJK SC" w:hAnsi="Noto Sans CJK SC" w:eastAsia="Noto Sans CJK SC"/>
-          <w:b/>
-          <w:color w:val="3498DB"/>
-          <w:sz w:val="18"/>
-        </w:rPr>
-        <w:t>bytedance/g3</w:t>
-      </w:r>
-      <w:r>
-        <w:rPr>
-          <w:rFonts w:ascii="Noto Sans CJK SC" w:hAnsi="Noto Sans CJK SC" w:eastAsia="Noto Sans CJK SC"/>
-          <w:b w:val="0"/>
-          <w:color w:val="333333"/>
-          <w:sz w:val="18"/>
-        </w:rPr>
-        <w:t xml:space="preserve"> - Combined888 Stars# 1103 - Fix unsafe unwrap () call in openssl certificate alignment</w:t>
-      </w:r>
-    </w:p>
-    <w:p>
-      <w:pPr>
-        <w:spacing w:before="120" w:after="80"/>
-        <w:shd w:fill="2c3e50" w:val="clear"/>
-      </w:pPr>
-      <w:r>
-        <w:rPr>
-          <w:rFonts w:ascii="Noto Sans CJK SC" w:hAnsi="Noto Sans CJK SC" w:eastAsia="Noto Sans CJK SC"/>
-          <w:b/>
-          <w:color w:val="FFFFFF"/>
-          <w:sz w:val="22"/>
-        </w:rPr>
-        <w:t xml:space="preserve">  Introduce yourself</w:t>
-      </w:r>
-    </w:p>
-    <w:p>
-      <w:pPr>
-        <w:spacing w:before="40" w:after="40"/>
-        <w:ind w:firstLine="425"/>
-      </w:pPr>
-      <w:r>
-        <w:rPr>
-          <w:rFonts w:ascii="Noto Sans CJK SC" w:hAnsi="Noto Sans CJK SC" w:eastAsia="Noto Sans CJK SC"/>
-          <w:b w:val="0"/>
-          <w:color w:val="333333"/>
-          <w:sz w:val="19"/>
-        </w:rPr>
-        <w:t>My core direction is the intersection of AI engineering and system security: using PyTorch and LangChain to build AI prototypes from rag to code generation, and thinking about the vulnerability of the big model itself from the perspective of system security. I believe the best defense comes from a deep understanding of the attacker's mind. Now I'm looking forward to really combining the two lines to make a reliable, in-depth smart product.</w:t>
-      </w:r>
-    </w:p>
-    <w:p>
-      <w:pPr>
-        <w:spacing w:before="120"/>
+        <w:spacing w:before="120" w:after="0" w:line="317" w:lineRule="auto"/>
         <w:jc w:val="center"/>
       </w:pPr>
       <w:r>
@@ -684,12 +1025,12 @@
           <w:color w:val="95A5A6"/>
           <w:sz w:val="15"/>
         </w:rPr>
-        <w:t>Last Updated: August 23, 2026</w:t>
+        <w:t>Last updated: August 23, 2026</w:t>
       </w:r>
     </w:p>
     <w:sectPr>
       <w:pgSz w:w="11906" w:h="16838"/>
-      <w:pgMar w:top="567" w:right="907" w:bottom="454" w:left="907" w:header="720" w:footer="720" w:gutter="0"/>
+      <w:pgMar w:top="567" w:right="850" w:bottom="454" w:left="850" w:header="720" w:footer="720" w:gutter="0"/>
       <w:cols w:space="720"/>
       <w:docGrid w:linePitch="360"/>
     </w:sectPr>
@@ -1061,14 +1402,11 @@
     <w:qFormat/>
     <w:rsid w:val="00FC693F"/>
     <w:pPr>
-      <w:tabs>
-        <w:tab w:pos="8220" w:val="right"/>
-      </w:tabs>
-      <w:spacing w:before="0" w:after="0" w:line="348" w:lineRule="auto"/>
+      <w:spacing w:before="0" w:after="0" w:line="317" w:lineRule="auto"/>
     </w:pPr>
     <w:rPr>
       <w:rFonts w:ascii="Noto Sans CJK SC" w:hAnsi="Noto Sans CJK SC" w:eastAsia="Noto Sans CJK SC"/>
-      <w:sz w:val="19"/>
+      <w:sz w:val="18"/>
     </w:rPr>
   </w:style>
   <w:style w:type="paragraph" w:styleId="Header">

--- a/Resume Qian Jiahong.docx
+++ b/Resume Qian Jiahong.docx
@@ -30,7 +30,7 @@
           <w:color w:val="333333"/>
           <w:sz w:val="17"/>
         </w:rPr>
-        <w:t>Name:Qian Jiahong</w:t>
+        <w:t>Name:Qian Jiahong    Education:Undergraduate student</w:t>
       </w:r>
       <w:r>
         <w:tab/>
@@ -81,7 +81,7 @@
           <w:color w:val="333333"/>
           <w:sz w:val="17"/>
         </w:rPr>
-        <w:t>Birthday:2006    height:185cm</w:t>
+        <w:t>Telephone:19921057118    Mail:aqfxz_zh@qq.com</w:t>
       </w:r>
     </w:p>
     <w:p>
@@ -95,21 +95,7 @@
           <w:color w:val="333333"/>
           <w:sz w:val="17"/>
         </w:rPr>
-        <w:t>Education:Undergraduate student    address:Shanghai</w:t>
-      </w:r>
-    </w:p>
-    <w:p>
-      <w:pPr>
-        <w:spacing w:before="0" w:after="10" w:line="317" w:lineRule="auto"/>
-      </w:pPr>
-      <w:r>
-        <w:rPr>
-          <w:rFonts w:ascii="Noto Sans CJK SC" w:hAnsi="Noto Sans CJK SC" w:eastAsia="Noto Sans CJK SC"/>
-          <w:b w:val="0"/>
-          <w:color w:val="333333"/>
-          <w:sz w:val="17"/>
-        </w:rPr>
-        <w:t>Telephone:19921057118    Mail:aqfxz_zh@qq.com</w:t>
+        <w:t>address:Shanghai</w:t>
       </w:r>
     </w:p>
     <w:p>
@@ -774,7 +760,7 @@
           <w:b w:val="0"/>
           <w:sz w:val="18"/>
         </w:rPr>
-        <w:t>Reinforcement learning (PPO), AI Agent development, model compression distillation, MCP/Skills and other cutting-edge architectures.</w:t>
+        <w:t>Cutting-edge architectures such as reinforcement learning (PPO), AI Agent development, model compression distillation, MCP/Skills, etc.</w:t>
       </w:r>
     </w:p>
     <w:p>

--- a/Resume Qian Jiahong.docx
+++ b/Resume Qian Jiahong.docx
@@ -737,7 +737,7 @@
           <w:b w:val="0"/>
           <w:sz w:val="18"/>
         </w:rPr>
-        <w:t>AI system engineering (PyTorch/LangChain full link, RAG, code generation, large model fine-tuning LoRA/QLoRA) and AI security (offense and defense, vulnerability mining) run in parallel, and 168 open source PRs demonstrate the project's implementation capabilities.</w:t>
+        <w:t>AI system engineering (PyTorch/LangChain full link, RAG, LoRA/QLoRA fine-tuning, Neo4j knowledge graph) and AI security (offense and defense, vulnerability mining) in parallel; proficient in using [CC] / Codex / DSH / Pi, mastering MCP and Skill encapsulation.</w:t>
       </w:r>
     </w:p>
     <w:p>
@@ -760,7 +760,7 @@
           <w:b w:val="0"/>
           <w:sz w:val="18"/>
         </w:rPr>
-        <w:t>Cutting-edge architectures such as reinforcement learning (PPO), AI Agent development, model compression distillation, MCP/Skills, etc.</w:t>
+        <w:t>Cutting-edge architectures such as reinforcement learning (PPO), AI Agent development, and model compression distillation.</w:t>
       </w:r>
     </w:p>
     <w:p>
@@ -996,7 +996,7 @@
           <w:color w:val="333333"/>
           <w:sz w:val="18"/>
         </w:rPr>
-        <w:t>My core direction is the intersection of AI engineering and system security: using PyTorch and LangChain to build AI prototypes from RAG to code generation, and using a system security perspective to think about the vulnerability of the large model itself. I believe the best defense comes from a deep understanding of the attacker's mind. Now I look forward to truly combining these two lines to make reliable and in-depth smart products.</w:t>
+        <w:t>AI engineering × system security dual stack: It can independently complete the entire link of AI applications from data to deployment (LoRA/QLoRA fine-tuning, RAG, LangChain orchestration), and can also locate and repair underlying security issues (OpenSSL, memory leaks, buffer overflows). Repair PRs submitted to mainstream open source projects such as LlamaFactory, axolotl, trivy, and zaproxy have all been merged; the leading offensive and defensive training platform won the Sino-US Maker National Award. Job search direction: AI application development/AI security engineering.</w:t>
       </w:r>
     </w:p>
     <w:p>

--- a/Resume Qian Jiahong.docx
+++ b/Resume Qian Jiahong.docx
@@ -737,7 +737,7 @@
           <w:b w:val="0"/>
           <w:sz w:val="18"/>
         </w:rPr>
-        <w:t>AI system engineering (PyTorch/LangChain full link, RAG, LoRA/QLoRA fine-tuning, Neo4j knowledge graph) and AI security (offense and defense, vulnerability mining) in parallel; proficient in using [CC] / Codex / DSH / Pi, mastering MCP and Skill encapsulation.</w:t>
+        <w:t>AI system engineering (PyTorch/LangChain full pipeline, RAG, LoRA/QLoRA fine-tuning, Neo4j knowledge graph) and AI security (offense and defense, vulnerability mining) in parallel; proficient in using [CC] / Codex / DSH / Pi, mastering MCP and Skill encapsulation.</w:t>
       </w:r>
     </w:p>
     <w:p>
@@ -996,7 +996,7 @@
           <w:color w:val="333333"/>
           <w:sz w:val="18"/>
         </w:rPr>
-        <w:t>AI engineering × system security dual stack: It can independently complete the entire link of AI applications from data to deployment (LoRA/QLoRA fine-tuning, RAG, LangChain orchestration), and can also locate and repair underlying security issues (OpenSSL, memory leaks, buffer overflows). Repair PRs submitted to mainstream open source projects such as LlamaFactory, axolotl, trivy, and zaproxy have all been merged; the leading offensive and defensive training platform won the Sino-US Maker National Award. Job search direction: AI application development/AI security engineering.</w:t>
+        <w:t>AI engineering × system security dual stack: Independently delivers the full pipeline of AI applications from data to deployment (LoRA/QLoRA fine-tuning, RAG, LangChain orchestration), and also locates and repairs underlying security issues (OpenSSL, memory leaks, buffer overflows). Repair PRs submitted to mainstream open source projects such as LlamaFactory, axolotl, trivy, and zaproxy have all been merged; the leading offensive and defensive training platform won the Sino-US Maker National Award.</w:t>
       </w:r>
     </w:p>
     <w:p>

--- a/Resume Qian Jiahong.docx
+++ b/Resume Qian Jiahong.docx
@@ -267,7 +267,7 @@
           <w:color w:val="333333"/>
           <w:sz w:val="18"/>
         </w:rPr>
-        <w:t>: Independently responsible for policy configuration and troubleshooting of firewalls, WAF, RSAS and other equipment, deeply involved in compliance projects for financial/manufacturing customers, etc., with solid system engineering delivery capabilities.</w:t>
+        <w:t>: Independently responsible for policy configuration, rule optimization and fault handling of security equipment such as firewalls, WAF, RSAS, etc., participating in the delivery of compliance projects for financial/manufacturing customers, covering the entire process of solution implementation and acceptance.</w:t>
       </w:r>
     </w:p>
     <w:p>
@@ -301,7 +301,7 @@
           <w:color w:val="333333"/>
           <w:sz w:val="18"/>
         </w:rPr>
-        <w:t>: Actively joined the company's "Security Operations-AI Empowerment Task Force" and led technical research on large model-assisted alarm analysis. Build a localized RAG prototype system based on LangChain, complete the vectorized storage of security logs and debug the Prompt project, and output the "Research Report on the Application of AI in Security Log Analysis" and share it within the group.</w:t>
+        <w:t>: Participated in the company's "Security Operations-AI Empowerment Task Force" and led the research on large model-assisted alarm analysis technology: built a localized RAG prototype system based on LangChain, completed log vectorization storage and Prompt engineering optimization, and the research report passed the special group review and was incorporated into the technical plan.</w:t>
       </w:r>
     </w:p>
     <w:p>
@@ -335,7 +335,7 @@
           <w:color w:val="333333"/>
           <w:sz w:val="18"/>
         </w:rPr>
-        <w:t>:Independently developed rule automated checking and repair tools</w:t>
+        <w:t xml:space="preserve">: Self-designed rule automated inspection and repair tool </w:t>
       </w:r>
       <w:r>
         <w:rPr>
@@ -353,7 +353,7 @@
           <w:color w:val="333333"/>
           <w:sz w:val="18"/>
         </w:rPr>
-        <w:t>, submitted to the NSFOCUS project delivery tool platform and put into internal trial; building a lightweight security knowledge base</w:t>
+        <w:t xml:space="preserve">, submitted to the NSFOCUS project delivery tool platform and put into internal trial; building a lightweight security knowledge base </w:t>
       </w:r>
       <w:r>
         <w:rPr>
@@ -371,7 +371,7 @@
           <w:color w:val="333333"/>
           <w:sz w:val="18"/>
         </w:rPr>
-        <w:t>, integrated semantic search capabilities to help new employees quickly locate common problems.</w:t>
+        <w:t>, integrates semantic retrieval capabilities to support problem locating for new employees.</w:t>
       </w:r>
     </w:p>
     <w:p>
@@ -452,7 +452,7 @@
           <w:color w:val="333333"/>
           <w:sz w:val="18"/>
         </w:rPr>
-        <w:t>Led a team of 6 people to build an integrated training platform for "attack simulation-log audit-intelligent response".</w:t>
+        <w:t>Led a team of 6 people to build an integrated training platform for "attack simulation-log audit-intelligent response" and was responsible for the overall architecture design and technology selection.</w:t>
       </w:r>
     </w:p>
     <w:p>
@@ -486,7 +486,7 @@
           <w:color w:val="333333"/>
           <w:sz w:val="18"/>
         </w:rPr>
-        <w:t>:based on</w:t>
+        <w:t xml:space="preserve">: based on </w:t>
       </w:r>
       <w:r>
         <w:rPr>
@@ -504,7 +504,7 @@
           <w:color w:val="333333"/>
           <w:sz w:val="18"/>
         </w:rPr>
-        <w:t>Command fine-tuning (LoRA), combined with</w:t>
+        <w:t xml:space="preserve"> Command fine-tuning (LoRA), combined with </w:t>
       </w:r>
       <w:r>
         <w:rPr>
@@ -522,7 +522,7 @@
           <w:color w:val="333333"/>
           <w:sz w:val="18"/>
         </w:rPr>
-        <w:t>and</w:t>
+        <w:t xml:space="preserve"> and </w:t>
       </w:r>
       <w:r>
         <w:rPr>
@@ -540,7 +540,7 @@
           <w:color w:val="333333"/>
           <w:sz w:val="18"/>
         </w:rPr>
-        <w:t>Optimize vulnerability exploitation path recommendations; develop command line intelligent auxiliary modules.</w:t>
+        <w:t xml:space="preserve"> Optimize vulnerability exploitation path recommendations; implement command line intelligent auxiliary modules to open up platform command line operation links.</w:t>
       </w:r>
     </w:p>
     <w:p>
@@ -574,7 +574,7 @@
           <w:color w:val="333333"/>
           <w:sz w:val="18"/>
         </w:rPr>
-        <w:t>: Design attack log classification and visual response modules to achieve rapid source tracing of abnormal behaviors. Achievements: Sino-US Maker National Award, soft copy pending, patent drafting in progress.</w:t>
+        <w:t>: Design attack log classification and visual response modules to achieve rapid source tracing of abnormal behaviors. Achievements: Sino-US Maker National Award; software copyright review in progress, patent drafting in progress.</w:t>
       </w:r>
     </w:p>
     <w:p>
@@ -640,7 +640,7 @@
           <w:color w:val="333333"/>
           <w:sz w:val="18"/>
         </w:rPr>
-        <w:t>Based on the "AI PC" platform, we develop intelligent consultation assistance robots for grassroots clinics.</w:t>
+        <w:t>Based on the "AI PC" platform, I develop an intelligent consultation assistance robot for grassroots clinics. I am responsible for the privacy security and AI interaction modules.</w:t>
       </w:r>
     </w:p>
     <w:p>
@@ -665,7 +665,7 @@
           <w:color w:val="2C3E50"/>
           <w:sz w:val="18"/>
         </w:rPr>
-        <w:t>Responsible for privacy security and AI interaction</w:t>
+        <w:t>Privacy security and AI interaction</w:t>
       </w:r>
       <w:r>
         <w:rPr>
@@ -674,7 +674,7 @@
           <w:color w:val="333333"/>
           <w:sz w:val="18"/>
         </w:rPr>
-        <w:t>: Design end-to-end communication encryption and sensitive content identification mechanism (BERT fine-tuning classifier) ​​to ensure medical data compliance; participate in the development of speech recognition (Whisper fine-tuning) and intent understanding (LLM Few-shot).</w:t>
+        <w:t>: Design end-to-end communication encryption and sensitive content identification mechanism (BERT fine-tuning classifier) to ensure medical data compliance; participate in the development of speech recognition (Whisper fine-tuning) and intent understanding (LLM Few-shot).</w:t>
       </w:r>
     </w:p>
     <w:p>
@@ -699,7 +699,7 @@
           <w:color w:val="333333"/>
           <w:sz w:val="18"/>
         </w:rPr>
-        <w:t>Shortlisted for the Intel Innovation and Entrepreneurship Competition (GBAC240303106392) and highly recognized by the organizer.</w:t>
+        <w:t>Shortlisted for the Intel Innovation and Entrepreneurship Special Competition (GBAC240303106392), the plan passed the technical review of the organizer and entered the special track.</w:t>
       </w:r>
     </w:p>
     <w:p>
@@ -737,7 +737,7 @@
           <w:b w:val="0"/>
           <w:sz w:val="18"/>
         </w:rPr>
-        <w:t>AI system engineering (PyTorch/LangChain full pipeline, RAG, LoRA/QLoRA fine-tuning, Neo4j knowledge graph) and AI security (offense and defense, vulnerability mining) in parallel; proficient in using [CC] / Codex / DSH / Pi, mastering MCP and Skill encapsulation.</w:t>
+        <w:t xml:space="preserve"> AI system engineering (PyTorch/LangChain full pipeline, RAG, LoRA/QLoRA fine-tuning, Neo4j knowledge graph) and AI security (offense and defense, vulnerability mining) in parallel; proficient in using [CC] / Codex / DSH / Pi, mastering MCP and Skill encapsulation.</w:t>
       </w:r>
     </w:p>
     <w:p>
@@ -760,7 +760,7 @@
           <w:b w:val="0"/>
           <w:sz w:val="18"/>
         </w:rPr>
-        <w:t>Cutting-edge architectures such as reinforcement learning (PPO), AI Agent development, and model compression distillation.</w:t>
+        <w:t xml:space="preserve"> Cutting-edge architectures such as reinforcement learning (PPO), AI Agent development, and model compression distillation.</w:t>
       </w:r>
     </w:p>
     <w:p>
@@ -783,7 +783,7 @@
           <w:b w:val="0"/>
           <w:sz w:val="18"/>
         </w:rPr>
-        <w:t>English CET-6 | Mandarin Level 2 B | EFG Entrepreneurship Training Camp Completion (75th Issue) | Computer Level 1 | C2 Driver's License</w:t>
+        <w:t xml:space="preserve"> English CET-6 | Mandarin Level 2 B | EFG Entrepreneurship Training Camp Completion (75th Issue) | Computer Level 1 | C2 Driver's License</w:t>
       </w:r>
     </w:p>
     <w:p>

--- a/Resume Qian Jiahong.docx
+++ b/Resume Qian Jiahong.docx
@@ -574,7 +574,7 @@
           <w:color w:val="333333"/>
           <w:sz w:val="18"/>
         </w:rPr>
-        <w:t>: Design attack log classification and visual response modules to achieve rapid source tracing of abnormal behaviors. Achievements: Sino-US Maker National Award; software copyright review in progress, patent drafting in progress.</w:t>
+        <w:t>: Design attack log classification and visual response modules to achieve rapid source tracing of abnormal behaviors. Achievements: Sino-US Maker National Award; patent preparation in progress.</w:t>
       </w:r>
     </w:p>
     <w:p>
@@ -775,7 +775,30 @@
           <w:color w:val="2C3E50"/>
           <w:sz w:val="18"/>
         </w:rPr>
-        <w:t>other:</w:t>
+        <w:t>Intellectual property:</w:t>
+      </w:r>
+      <w:r>
+        <w:rPr>
+          <w:rFonts w:ascii="Noto Sans CJK SC" w:hAnsi="Noto Sans CJK SC" w:eastAsia="Noto Sans CJK SC"/>
+          <w:b w:val="0"/>
+          <w:sz w:val="18"/>
+        </w:rPr>
+        <w:t xml:space="preserve"> 5 software copyrights (HOSxAI command-line agent software registered 2025R11L0843188; HOS-Sec-Engine / HOS-Critic-Review / HOS-Vibe-Guard / HOS-LS under examination)</w:t>
+      </w:r>
+    </w:p>
+    <w:p>
+      <w:pPr>
+        <w:spacing w:before="0" w:after="20" w:line="317" w:lineRule="auto"/>
+        <w:jc w:val="both"/>
+      </w:pPr>
+      <w:r>
+        <w:rPr>
+          <w:rFonts w:ascii="Noto Sans CJK SC" w:hAnsi="Noto Sans CJK SC" w:eastAsia="Noto Sans CJK SC"/>
+          <w:b/>
+          <w:color w:val="2C3E50"/>
+          <w:sz w:val="18"/>
+        </w:rPr>
+        <w:t>Other:</w:t>
       </w:r>
       <w:r>
         <w:rPr>
@@ -996,7 +1019,7 @@
           <w:color w:val="333333"/>
           <w:sz w:val="18"/>
         </w:rPr>
-        <w:t>AI engineering × system security dual stack: Independently delivers the full pipeline of AI applications from data to deployment (LoRA/QLoRA fine-tuning, RAG, LangChain orchestration), and also locates and repairs underlying security issues (OpenSSL, memory leaks, buffer overflows). Repair PRs submitted to mainstream open source projects such as LlamaFactory, axolotl, trivy, and zaproxy have all been merged; the leading offensive and defensive training platform won the Sino-US Maker National Award.</w:t>
+        <w:t>AI engineering × system security dual stack: Handles both the full pipeline of AI applications, and locates and repairs underlying security issues (OpenSSL, memory leaks, buffer overflows); repair PRs submitted to LlamaFactory, axolotl, trivy, and zaproxy have all been merged, and self-developed tools have registered software copyrights.</w:t>
       </w:r>
     </w:p>
     <w:p>

--- a/Resume Qian Jiahong.docx
+++ b/Resume Qian Jiahong.docx
@@ -574,7 +574,7 @@
           <w:color w:val="333333"/>
           <w:sz w:val="18"/>
         </w:rPr>
-        <w:t>: Design attack log classification and visual response modules to achieve rapid source tracing of abnormal behaviors. Achievements: Sino-US Maker National Award; patent preparation in progress.</w:t>
+        <w:t>: Design attack log classification and visual response modules to achieve rapid traceability of abnormal behaviors. Achievements: Sino-US Maker National Award; patent preparation in progress.</w:t>
       </w:r>
     </w:p>
     <w:p>
@@ -1004,7 +1004,7 @@
           <w:color w:val="FFFFFF"/>
           <w:sz w:val="21"/>
         </w:rPr>
-        <w:t xml:space="preserve">  introduce yourself</w:t>
+        <w:t xml:space="preserve">  Introduce yourself</w:t>
       </w:r>
     </w:p>
     <w:p>
@@ -1019,7 +1019,7 @@
           <w:color w:val="333333"/>
           <w:sz w:val="18"/>
         </w:rPr>
-        <w:t>AI engineering × system security dual stack: Handles both the full pipeline of AI applications, and locates and repairs underlying security issues (OpenSSL, memory leaks, buffer overflows); repair PRs submitted to LlamaFactory, axolotl, trivy, and zaproxy have all been merged, and self-developed tools have registered software copyrights.</w:t>
+        <w:t>Engineering where AI applications meet system security: I find the root cause before writing code, and what I ship has to run and be verifiable. Fixes merged upstream and self-built tools that cleared software copyright review are the product of that standard - a combination that is usually indispensable when AI products actually go live.</w:t>
       </w:r>
     </w:p>
     <w:p>

--- a/Resume Qian Jiahong.docx
+++ b/Resume Qian Jiahong.docx
@@ -30,7 +30,7 @@
           <w:color w:val="333333"/>
           <w:sz w:val="17"/>
         </w:rPr>
-        <w:t>Name:Qian Jiahong    Education:Undergraduate student</w:t>
+        <w:t>Name:Qian Jiahong    Education:Undergraduate</w:t>
       </w:r>
       <w:r>
         <w:tab/>
@@ -81,7 +81,7 @@
           <w:color w:val="333333"/>
           <w:sz w:val="17"/>
         </w:rPr>
-        <w:t>Telephone:19921057118    Mail:aqfxz_zh@qq.com</w:t>
+        <w:t>Phone:19921057118    E-mail:aqfxz_zh@qq.com</w:t>
       </w:r>
     </w:p>
     <w:p>
@@ -95,7 +95,7 @@
           <w:color w:val="333333"/>
           <w:sz w:val="17"/>
         </w:rPr>
-        <w:t>address:Shanghai</w:t>
+        <w:t>Address:Shanghai City</w:t>
       </w:r>
     </w:p>
     <w:p>
@@ -127,7 +127,7 @@
           <w:color w:val="333333"/>
           <w:sz w:val="15"/>
         </w:rPr>
-        <w:t xml:space="preserve">    blog:</w:t>
+        <w:t xml:space="preserve">    Blog:</w:t>
       </w:r>
       <w:r>
         <w:rPr>
@@ -177,7 +177,7 @@
           <w:color w:val="3498DB"/>
           <w:sz w:val="15"/>
         </w:rPr>
-        <w:t xml:space="preserve">    linkedin.com/in/jiahong-qian</w:t>
+        <w:t xml:space="preserve">    linkedin.com/in/ Jia Hong - Money</w:t>
       </w:r>
     </w:p>
     <w:p>
@@ -192,7 +192,7 @@
           <w:color w:val="FFFFFF"/>
           <w:sz w:val="21"/>
         </w:rPr>
-        <w:t xml:space="preserve">  Internship experience</w:t>
+        <w:t xml:space="preserve">  Internship</w:t>
       </w:r>
     </w:p>
     <w:p>
@@ -209,7 +209,7 @@
           <w:color w:val="2C3E50"/>
           <w:sz w:val="19"/>
         </w:rPr>
-        <w:t>NSFOCUS Technology Group Co., Ltd. Shanghai Branch</w:t>
+        <w:t>Lvmeng Technology Group Co., Ltd. Shanghai Branch</w:t>
       </w:r>
       <w:r>
         <w:rPr>
@@ -258,7 +258,7 @@
           <w:color w:val="2C3E50"/>
           <w:sz w:val="18"/>
         </w:rPr>
-        <w:t>Security product delivery and operation and maintenance</w:t>
+        <w:t>Secure Product Delivery and O&amp;M</w:t>
       </w:r>
       <w:r>
         <w:rPr>
@@ -267,7 +267,7 @@
           <w:color w:val="333333"/>
           <w:sz w:val="18"/>
         </w:rPr>
-        <w:t>: Independently responsible for policy configuration, rule optimization and fault handling of security equipment such as firewalls, WAF, RSAS, etc., participating in the delivery of compliance projects for financial/manufacturing customers, covering the entire process of solution implementation and acceptance.</w:t>
+        <w:t>: Independently undertake the policy configuration, rule tuning and fault handling of firewall, WAF, RSAs and other security equipment, participate in the delivery of guarantee compliance projects such as financial/manufacturing customers, and cover the entire process of scheme implementation and acceptance.</w:t>
       </w:r>
     </w:p>
     <w:p>
@@ -292,7 +292,7 @@
           <w:color w:val="2C3E50"/>
           <w:sz w:val="18"/>
         </w:rPr>
-        <w:t>AI empowers security operations · PoC</w:t>
+        <w:t>AI-enabled safe operation · PoC</w:t>
       </w:r>
       <w:r>
         <w:rPr>
@@ -301,7 +301,7 @@
           <w:color w:val="333333"/>
           <w:sz w:val="18"/>
         </w:rPr>
-        <w:t>: Participated in the company's "Security Operations-AI Empowerment Task Force" and led the research on large model-assisted alarm analysis technology: built a localized RAG prototype system based on LangChain, completed log vectorization storage and Prompt engineering optimization, and the research report passed the special group review and was incorporated into the technical plan.</w:t>
+        <w:t>: Participated in the company's "Security Operations-AI Empowerment Special Group", leading the large model-assisted alarm analysis technology research: built a localized rag prototype system based on LangChain, completed the log vector storage and Prompt engineering optimization, and the research report was reviewed by the special group and included in the technical program.</w:t>
       </w:r>
     </w:p>
     <w:p>
@@ -326,7 +326,7 @@
           <w:color w:val="2C3E50"/>
           <w:sz w:val="18"/>
         </w:rPr>
-        <w:t>Self-developed efficiency improvement tools put into production</w:t>
+        <w:t>Self-developed and effective tools put into production</w:t>
       </w:r>
       <w:r>
         <w:rPr>
@@ -335,7 +335,7 @@
           <w:color w:val="333333"/>
           <w:sz w:val="18"/>
         </w:rPr>
-        <w:t xml:space="preserve">: Self-designed rule automated inspection and repair tool </w:t>
+        <w:t xml:space="preserve">: Automated Inspection and Repair Tool for Self-Designed Rules </w:t>
       </w:r>
       <w:r>
         <w:rPr>
@@ -353,7 +353,7 @@
           <w:color w:val="333333"/>
           <w:sz w:val="18"/>
         </w:rPr>
-        <w:t xml:space="preserve">, submitted to the NSFOCUS project delivery tool platform and put into internal trial; building a lightweight security knowledge base </w:t>
+        <w:t xml:space="preserve">, submitted to the Green Alliance Engineering Delivery Tool Platform and put into internal trial; build a lightweight safety knowledge base </w:t>
       </w:r>
       <w:r>
         <w:rPr>
@@ -371,7 +371,7 @@
           <w:color w:val="333333"/>
           <w:sz w:val="18"/>
         </w:rPr>
-        <w:t>, integrates semantic retrieval capabilities to support problem locating for new employees.</w:t>
+        <w:t>, integrate semantic retrieval capabilities to support the problem positioning of new employees.</w:t>
       </w:r>
     </w:p>
     <w:p>
@@ -386,7 +386,7 @@
           <w:color w:val="FFFFFF"/>
           <w:sz w:val="21"/>
         </w:rPr>
-        <w:t xml:space="preserve">  Project experience</w:t>
+        <w:t xml:space="preserve">  Project Experience</w:t>
       </w:r>
     </w:p>
     <w:p>
@@ -403,7 +403,7 @@
           <w:color w:val="2C3E50"/>
           <w:sz w:val="19"/>
         </w:rPr>
-        <w:t>Security Hyacinth – AI+ information security attack and defense training platform</w:t>
+        <w:t>Security Windshield Transducer – AI + Information Security Attack and Defense Training Platform</w:t>
       </w:r>
       <w:r>
         <w:rPr>
@@ -427,7 +427,7 @@
           <w:color w:val="2C3E50"/>
           <w:sz w:val="17"/>
         </w:rPr>
-        <w:t>Person in Charge &amp; Software Development | Won the National Award for the Sino-US Maker Track</w:t>
+        <w:t>Leader &amp; Software Development | Won the China-US Maker Track National Award</w:t>
       </w:r>
     </w:p>
     <w:p>
@@ -452,7 +452,7 @@
           <w:color w:val="333333"/>
           <w:sz w:val="18"/>
         </w:rPr>
-        <w:t>Led a team of 6 people to build an integrated training platform for "attack simulation-log audit-intelligent response" and was responsible for the overall architecture design and technology selection.</w:t>
+        <w:t>Lead a team of 6 people to build an "attack simulation – log audit – intelligent response" integrated training platform, responsible for the overall architecture design and technical selection.</w:t>
       </w:r>
     </w:p>
     <w:p>
@@ -477,7 +477,7 @@
           <w:color w:val="2C3E50"/>
           <w:sz w:val="18"/>
         </w:rPr>
-        <w:t>Core technology attack</w:t>
+        <w:t>Core technology to tackle</w:t>
       </w:r>
       <w:r>
         <w:rPr>
@@ -486,7 +486,7 @@
           <w:color w:val="333333"/>
           <w:sz w:val="18"/>
         </w:rPr>
-        <w:t xml:space="preserve">: based on </w:t>
+        <w:t xml:space="preserve"> Settings based on: </w:t>
       </w:r>
       <w:r>
         <w:rPr>
@@ -504,7 +504,7 @@
           <w:color w:val="333333"/>
           <w:sz w:val="18"/>
         </w:rPr>
-        <w:t xml:space="preserve"> Command fine-tuning (LoRA), combined with </w:t>
+        <w:t xml:space="preserve"> Instruction fine-tuning (LoRA), in conjunction with </w:t>
       </w:r>
       <w:r>
         <w:rPr>
@@ -513,7 +513,7 @@
           <w:color w:val="2C3E50"/>
           <w:sz w:val="18"/>
         </w:rPr>
-        <w:t>Neo4j knowledge graph</w:t>
+        <w:t>Neo4j Knowledge Graph</w:t>
       </w:r>
       <w:r>
         <w:rPr>
@@ -522,7 +522,7 @@
           <w:color w:val="333333"/>
           <w:sz w:val="18"/>
         </w:rPr>
-        <w:t xml:space="preserve"> and </w:t>
+        <w:t xml:space="preserve"> AND: </w:t>
       </w:r>
       <w:r>
         <w:rPr>
@@ -531,7 +531,7 @@
           <w:color w:val="2C3E50"/>
           <w:sz w:val="18"/>
         </w:rPr>
-        <w:t>PPO reinforcement learning</w:t>
+        <w:t>PPO Reinforcement Learning</w:t>
       </w:r>
       <w:r>
         <w:rPr>
@@ -540,7 +540,7 @@
           <w:color w:val="333333"/>
           <w:sz w:val="18"/>
         </w:rPr>
-        <w:t xml:space="preserve"> Optimize vulnerability exploitation path recommendations; implement command line intelligent auxiliary modules to open up platform command line operation links.</w:t>
+        <w:t xml:space="preserve"> Optimize the vulnerability utilization path recommendation; implement the command-line intelligent auxiliary module to open the platform command-line operation link.</w:t>
       </w:r>
     </w:p>
     <w:p>
@@ -565,7 +565,7 @@
           <w:color w:val="2C3E50"/>
           <w:sz w:val="18"/>
         </w:rPr>
-        <w:t>Project implementation</w:t>
+        <w:t>Project landing</w:t>
       </w:r>
       <w:r>
         <w:rPr>
@@ -574,7 +574,7 @@
           <w:color w:val="333333"/>
           <w:sz w:val="18"/>
         </w:rPr>
-        <w:t>: Design attack log classification and visual response modules to achieve rapid traceability of abnormal behaviors. Achievements: Sino-US Maker National Award; patent preparation in progress.</w:t>
+        <w:t>: Design the attack log categorization and visual response module to achieve rapid traceability of abnormal behavior. Achievements: China-US Maker National Award; patent writing.</w:t>
       </w:r>
     </w:p>
     <w:p>
@@ -615,7 +615,7 @@
           <w:color w:val="2C3E50"/>
           <w:sz w:val="17"/>
         </w:rPr>
-        <w:t>Team Members &amp; AI Application Development | Intel AI Innovation Competition Finalist</w:t>
+        <w:t>Team Member &amp; AI Application Development | Intel AI Innovation Competition Finalist</w:t>
       </w:r>
     </w:p>
     <w:p>
@@ -640,7 +640,7 @@
           <w:color w:val="333333"/>
           <w:sz w:val="18"/>
         </w:rPr>
-        <w:t>Based on the "AI PC" platform, I develop an intelligent consultation assistance robot for grassroots clinics. I am responsible for the privacy security and AI interaction modules.</w:t>
+        <w:t>Based on the "AI PC" platform, I develop intelligent consultation assistance robots for grassroots clinics, and am responsible for privacy security and AI interaction modules.</w:t>
       </w:r>
     </w:p>
     <w:p>
@@ -665,7 +665,7 @@
           <w:color w:val="2C3E50"/>
           <w:sz w:val="18"/>
         </w:rPr>
-        <w:t>Privacy security and AI interaction</w:t>
+        <w:t>Privacy security interacts with AI</w:t>
       </w:r>
       <w:r>
         <w:rPr>
@@ -674,7 +674,7 @@
           <w:color w:val="333333"/>
           <w:sz w:val="18"/>
         </w:rPr>
-        <w:t>: Design end-to-end communication encryption and sensitive content identification mechanism (BERT fine-tuning classifier) to ensure medical data compliance; participate in the development of speech recognition (Whisper fine-tuning) and intent understanding (LLM Few-shot).</w:t>
+        <w:t>: Designed end-to-end communication encryption and sensitive content recognition mechanism (Bert fine-tuning classifier) to ensure medical data compliance; participated in speech recognition (Whisper fine-tuning) and intent understanding (LLM Few-shot) development.</w:t>
       </w:r>
     </w:p>
     <w:p>
@@ -699,7 +699,7 @@
           <w:color w:val="333333"/>
           <w:sz w:val="18"/>
         </w:rPr>
-        <w:t>Shortlisted for the Intel Innovation and Entrepreneurship Special Competition (GBAC240303106392), the plan passed the technical review of the organizer and entered the special track.</w:t>
+        <w:t>Shortlisted for the Intel Innovation and Entrepreneurship Special Competition (GBAC240303106392), the program passed the organizer's technical review and entered the special circuit.</w:t>
       </w:r>
     </w:p>
     <w:p>
@@ -729,7 +729,7 @@
           <w:color w:val="2C3E50"/>
           <w:sz w:val="18"/>
         </w:rPr>
-        <w:t>Core competencies:</w:t>
+        <w:t>Core capabilities:</w:t>
       </w:r>
       <w:r>
         <w:rPr>
@@ -737,7 +737,7 @@
           <w:b w:val="0"/>
           <w:sz w:val="18"/>
         </w:rPr>
-        <w:t xml:space="preserve"> AI system engineering (PyTorch/LangChain full pipeline, RAG, LoRA/QLoRA fine-tuning, Neo4j knowledge graph) and AI security (offense and defense, vulnerability mining) in parallel; proficient in using [CC] / Codex / DSH / Pi, mastering MCP and Skill encapsulation.</w:t>
+        <w:t xml:space="preserve"> Python / C / Go / Java / Rust multi-language development, each backed by a merged PR; PyTorch / LangChain end-to-end (RAG, LoRA/QLoRA fine-tuning, Neo4j knowledge graph); MCP and Skill packaging; hands-on with [CC] / Codex / DSH / Pi.</w:t>
       </w:r>
     </w:p>
     <w:p>
@@ -752,7 +752,7 @@
           <w:color w:val="2C3E50"/>
           <w:sz w:val="18"/>
         </w:rPr>
-        <w:t>Directions to explore:</w:t>
+        <w:t>Focus:</w:t>
       </w:r>
       <w:r>
         <w:rPr>
@@ -760,7 +760,7 @@
           <w:b w:val="0"/>
           <w:sz w:val="18"/>
         </w:rPr>
-        <w:t xml:space="preserve"> Cutting-edge architectures such as reinforcement learning (PPO), AI Agent development, and model compression distillation.</w:t>
+        <w:t xml:space="preserve"> AI Agent and tooling development; reinforcement learning (PPO in production); model compression and distillation; AI security background.</w:t>
       </w:r>
     </w:p>
     <w:p>
@@ -806,7 +806,7 @@
           <w:b w:val="0"/>
           <w:sz w:val="18"/>
         </w:rPr>
-        <w:t xml:space="preserve"> English CET-6 | Mandarin Level 2 B | EFG Entrepreneurship Training Camp Completion (75th Issue) | Computer Level 1 | C2 Driver's License</w:t>
+        <w:t xml:space="preserve"> English CET-6 | Mandarin Proficiency Level 2B | EFG Entrepreneurship Training Camp (75th cohort) | Computer Proficiency Level 1 | C2 Driver License</w:t>
       </w:r>
     </w:p>
     <w:p>
@@ -821,7 +821,7 @@
           <w:color w:val="FFFFFF"/>
           <w:sz w:val="21"/>
         </w:rPr>
-        <w:t xml:space="preserve">  Open source contributions (all merged PRs)</w:t>
+        <w:t xml:space="preserve">  Open source contributions (all merged PR)</w:t>
       </w:r>
     </w:p>
     <w:p>
@@ -845,7 +845,7 @@
           <w:color w:val="333333"/>
           <w:sz w:val="17"/>
         </w:rPr>
-        <w:t xml:space="preserve">  hiyouga/LlamaFactory 74,000 stars #10626 - Improve the Getting Started Guide documentation to lower the threshold for fine-tuning large models</w:t>
+        <w:t xml:space="preserve">  hiyouga/LlamaFactory 74,000 Stars # 10626 - Improve the Getting Started Guide document to lower the threshold for fine-tuning large models</w:t>
       </w:r>
     </w:p>
     <w:p>
@@ -869,7 +869,7 @@
           <w:color w:val="333333"/>
           <w:sz w:val="17"/>
         </w:rPr>
-        <w:t xml:space="preserve">  axolotl-ai-cloud/axolotl 74,000 stars #3802 - Fix Jinja chat template verification error prompt logic</w:t>
+        <w:t xml:space="preserve">  axolotl-ai-cloud/axolotl 74,000 Stars # 3802 - Fix Jinja Chat Template Validation Error Prompt Logic</w:t>
       </w:r>
     </w:p>
     <w:p>
@@ -893,7 +893,7 @@
           <w:color w:val="333333"/>
           <w:sz w:val="17"/>
         </w:rPr>
-        <w:t xml:space="preserve">  vanhauser-thc/thc-hydra 12,000 stars #1092 Buffer overflow | #1091 Memory leak | 6 merged security fix PRs</w:t>
+        <w:t xml:space="preserve">  vanhauser-thc/thc-hydra 12,000 stars # 1092 Buffer Overflow | #1091 Memory Leaks | etc Total 6 Consolidated Security Fixes PR</w:t>
       </w:r>
     </w:p>
     <w:p>
@@ -917,7 +917,7 @@
           <w:color w:val="333333"/>
           <w:sz w:val="17"/>
         </w:rPr>
-        <w:t xml:space="preserve">  aquasecurity/trivy 38,000 stars #11013 - Fix type assertion in Alpine APKINDEX archive reading</w:t>
+        <w:t xml:space="preserve">  aquasecurity/trivy 38,000 Stars # 11013 - Fix type assertion in Alpine APKINDEX archive read</w:t>
       </w:r>
     </w:p>
     <w:p>
@@ -941,7 +941,7 @@
           <w:color w:val="333333"/>
           <w:sz w:val="17"/>
         </w:rPr>
-        <w:t xml:space="preserve">  zaproxy/zaproxy 16,000 stars #9411 - HashUtils resource leak fix</w:t>
+        <w:t xml:space="preserve">  zaproxy/zaproxy 16,000 stars # 9411 - HashUtils Resource Leak Fix</w:t>
       </w:r>
     </w:p>
     <w:p>
@@ -965,7 +965,7 @@
           <w:color w:val="333333"/>
           <w:sz w:val="17"/>
         </w:rPr>
-        <w:t xml:space="preserve">  slimm609/checksec 2.3k stars #349 - Fix kernel.unprivileged_bpf_disabled detection logic</w:t>
+        <w:t xml:space="preserve">  slimm609/checksec 2.3k stars # 349 - Fix kernel.unprivileged_bpf_disabled detection logic</w:t>
       </w:r>
     </w:p>
     <w:p>
@@ -989,7 +989,7 @@
           <w:color w:val="333333"/>
           <w:sz w:val="17"/>
         </w:rPr>
-        <w:t xml:space="preserve">  bytedance/g3 888 stars #1103 - Fix unsafe unwrap() call in openssl certificate pair</w:t>
+        <w:t xml:space="preserve">  bytedance/g3 888 Stars # 1103 - Fix unsafe unwrap () call in openssl certificate alignment</w:t>
       </w:r>
     </w:p>
     <w:p>
@@ -1034,7 +1034,7 @@
           <w:color w:val="95A5A6"/>
           <w:sz w:val="15"/>
         </w:rPr>
-        <w:t>Last updated: August 23, 2026</w:t>
+        <w:t>Last Updated: August 23, 2026</w:t>
       </w:r>
     </w:p>
     <w:sectPr>

--- a/Resume Qian Jiahong.docx
+++ b/Resume Qian Jiahong.docx
@@ -1034,7 +1034,7 @@
           <w:color w:val="95A5A6"/>
           <w:sz w:val="15"/>
         </w:rPr>
-        <w:t>Last Updated: August 23, 2026</w:t>
+        <w:t>Last Updated: October 22, 2026</w:t>
       </w:r>
     </w:p>
     <w:sectPr>

--- a/Resume Qian Jiahong.docx
+++ b/Resume Qian Jiahong.docx
@@ -1019,7 +1019,7 @@
           <w:color w:val="333333"/>
           <w:sz w:val="18"/>
         </w:rPr>
-        <w:t>Engineering where AI applications meet system security: I find the root cause before writing code, and what I ship has to run and be verifiable. Fixes merged upstream and self-built tools that cleared software copyright review are the product of that standard - a combination that is usually indispensable when AI products actually go live.</w:t>
+        <w:t>Hands-on from the model layer down to the system layer: fine-tuning, RAG, and LangChain orchestration, plus tracking down OpenSSL, memory leaks, and buffer overflows. Fixes submitted upstream are merged; self-built tools are software-copyright registered.</w:t>
       </w:r>
     </w:p>
     <w:p>

--- a/Resume Qian Jiahong.docx
+++ b/Resume Qian Jiahong.docx
@@ -30,7 +30,7 @@
           <w:color w:val="333333"/>
           <w:sz w:val="17"/>
         </w:rPr>
-        <w:t>Name:Qian Jiahong    Education:Undergraduate</w:t>
+        <w:t>Name:Qian Jiahong    Education:Undergraduate student</w:t>
       </w:r>
       <w:r>
         <w:tab/>
@@ -81,7 +81,7 @@
           <w:color w:val="333333"/>
           <w:sz w:val="17"/>
         </w:rPr>
-        <w:t>Phone:19921057118    E-mail:aqfxz_zh@qq.com</w:t>
+        <w:t>Telephone:19921057118    Mail:aqfxz_zh@qq.com</w:t>
       </w:r>
     </w:p>
     <w:p>
@@ -95,7 +95,7 @@
           <w:color w:val="333333"/>
           <w:sz w:val="17"/>
         </w:rPr>
-        <w:t>Address:Shanghai City</w:t>
+        <w:t>address:Shanghai</w:t>
       </w:r>
     </w:p>
     <w:p>
@@ -127,7 +127,7 @@
           <w:color w:val="333333"/>
           <w:sz w:val="15"/>
         </w:rPr>
-        <w:t xml:space="preserve">    Blog:</w:t>
+        <w:t xml:space="preserve">    blog:</w:t>
       </w:r>
       <w:r>
         <w:rPr>
@@ -177,7 +177,7 @@
           <w:color w:val="3498DB"/>
           <w:sz w:val="15"/>
         </w:rPr>
-        <w:t xml:space="preserve">    linkedin.com/in/ Jia Hong - Money</w:t>
+        <w:t xml:space="preserve">    linkedin.com/in/jiahong-qian</w:t>
       </w:r>
     </w:p>
     <w:p>
@@ -192,7 +192,7 @@
           <w:color w:val="FFFFFF"/>
           <w:sz w:val="21"/>
         </w:rPr>
-        <w:t xml:space="preserve">  Internship</w:t>
+        <w:t xml:space="preserve">  Internship experience</w:t>
       </w:r>
     </w:p>
     <w:p>
@@ -209,7 +209,7 @@
           <w:color w:val="2C3E50"/>
           <w:sz w:val="19"/>
         </w:rPr>
-        <w:t>Lvmeng Technology Group Co., Ltd. Shanghai Branch</w:t>
+        <w:t>NSFOCUS Technology Group Co., Ltd. Shanghai Branch</w:t>
       </w:r>
       <w:r>
         <w:rPr>
@@ -258,7 +258,7 @@
           <w:color w:val="2C3E50"/>
           <w:sz w:val="18"/>
         </w:rPr>
-        <w:t>Secure Product Delivery and O&amp;M</w:t>
+        <w:t>Security product delivery and operation and maintenance</w:t>
       </w:r>
       <w:r>
         <w:rPr>
@@ -267,7 +267,7 @@
           <w:color w:val="333333"/>
           <w:sz w:val="18"/>
         </w:rPr>
-        <w:t>: Independently undertake the policy configuration, rule tuning and fault handling of firewall, WAF, RSAs and other security equipment, participate in the delivery of guarantee compliance projects such as financial/manufacturing customers, and cover the entire process of scheme implementation and acceptance.</w:t>
+        <w:t>: Responsible for policy configuration, rule tuning and fault handling of security devices such as firewalls, WAF, RSAS, etc., and participating in the delivery and acceptance of compliance projects for financial/manufacturing customers.</w:t>
       </w:r>
     </w:p>
     <w:p>
@@ -292,7 +292,7 @@
           <w:color w:val="2C3E50"/>
           <w:sz w:val="18"/>
         </w:rPr>
-        <w:t>AI-enabled safe operation · PoC</w:t>
+        <w:t>AI for security operations · PoC</w:t>
       </w:r>
       <w:r>
         <w:rPr>
@@ -301,7 +301,7 @@
           <w:color w:val="333333"/>
           <w:sz w:val="18"/>
         </w:rPr>
-        <w:t>: Participated in the company's "Security Operations-AI Empowerment Special Group", leading the large model-assisted alarm analysis technology research: built a localized rag prototype system based on LangChain, completed the log vector storage and Prompt engineering optimization, and the research report was reviewed by the special group and included in the technical program.</w:t>
+        <w:t>: joined the Security Operations / AI task force to test whether LLMs can triage alerts: built a local RAG prototype on LangChain, embedded historical alert logs into a vector store, and tuned prompts until the model produced alert merging and triage suggestions; prototype and findings went to the task force for review.</w:t>
       </w:r>
     </w:p>
     <w:p>
@@ -326,7 +326,7 @@
           <w:color w:val="2C3E50"/>
           <w:sz w:val="18"/>
         </w:rPr>
-        <w:t>Self-developed and effective tools put into production</w:t>
+        <w:t>Self-built and open-sourced</w:t>
       </w:r>
       <w:r>
         <w:rPr>
@@ -335,7 +335,7 @@
           <w:color w:val="333333"/>
           <w:sz w:val="18"/>
         </w:rPr>
-        <w:t xml:space="preserve">: Automated Inspection and Repair Tool for Self-Designed Rules </w:t>
+        <w:t xml:space="preserve">: </w:t>
       </w:r>
       <w:r>
         <w:rPr>
@@ -353,7 +353,7 @@
           <w:color w:val="333333"/>
           <w:sz w:val="18"/>
         </w:rPr>
-        <w:t xml:space="preserve">, submitted to the Green Alliance Engineering Delivery Tool Platform and put into internal trial; build a lightweight safety knowledge base </w:t>
+        <w:t xml:space="preserve"> is a security scanner for AI-generated code (AGPL-3.0, 86 commits / 32 tests): a Semgrep/bandit → CodeQL → LLM cascade with LangGraph orchestrating 7 agents, where the static stage screens a file in 5.3s so LLM analysis only runs on the shortlisted candidates. On 50 RepoPairBench pairs: 42% confirmed findings, 28% false positives on patched code, versus roughly 90% for a bare LLM. Also open-sourced </w:t>
       </w:r>
       <w:r>
         <w:rPr>
@@ -371,7 +371,7 @@
           <w:color w:val="333333"/>
           <w:sz w:val="18"/>
         </w:rPr>
-        <w:t>, integrate semantic retrieval capabilities to support the problem positioning of new employees.</w:t>
+        <w:t>, which distills AI security operations write-ups into reusable Skill / Agent / Workflow designs.</w:t>
       </w:r>
     </w:p>
     <w:p>
@@ -386,7 +386,7 @@
           <w:color w:val="FFFFFF"/>
           <w:sz w:val="21"/>
         </w:rPr>
-        <w:t xml:space="preserve">  Project Experience</w:t>
+        <w:t xml:space="preserve">  Project experience</w:t>
       </w:r>
     </w:p>
     <w:p>
@@ -403,7 +403,7 @@
           <w:color w:val="2C3E50"/>
           <w:sz w:val="19"/>
         </w:rPr>
-        <w:t>Security Windshield Transducer – AI + Information Security Attack and Defense Training Platform</w:t>
+        <w:t>Security Hyacinth – AI+ information security attack and defense training platform</w:t>
       </w:r>
       <w:r>
         <w:rPr>
@@ -427,7 +427,7 @@
           <w:color w:val="2C3E50"/>
           <w:sz w:val="17"/>
         </w:rPr>
-        <w:t>Leader &amp; Software Development | Won the China-US Maker Track National Award</w:t>
+        <w:t>Person in Charge &amp; Software Development | Won the National Award for the Sino-US Maker Track</w:t>
       </w:r>
     </w:p>
     <w:p>
@@ -452,7 +452,7 @@
           <w:color w:val="333333"/>
           <w:sz w:val="18"/>
         </w:rPr>
-        <w:t>Lead a team of 6 people to build an "attack simulation – log audit – intelligent response" integrated training platform, responsible for the overall architecture design and technical selection.</w:t>
+        <w:t>Led a team of 6 people to build an integrated training platform for "attack simulation-log audit-intelligent response" and was responsible for the overall architecture design and technology selection.</w:t>
       </w:r>
     </w:p>
     <w:p>
@@ -477,7 +477,7 @@
           <w:color w:val="2C3E50"/>
           <w:sz w:val="18"/>
         </w:rPr>
-        <w:t>Core technology to tackle</w:t>
+        <w:t>Core technology attack</w:t>
       </w:r>
       <w:r>
         <w:rPr>
@@ -486,7 +486,7 @@
           <w:color w:val="333333"/>
           <w:sz w:val="18"/>
         </w:rPr>
-        <w:t xml:space="preserve"> Settings based on: </w:t>
+        <w:t xml:space="preserve">: based on </w:t>
       </w:r>
       <w:r>
         <w:rPr>
@@ -504,7 +504,7 @@
           <w:color w:val="333333"/>
           <w:sz w:val="18"/>
         </w:rPr>
-        <w:t xml:space="preserve"> Instruction fine-tuning (LoRA), in conjunction with </w:t>
+        <w:t xml:space="preserve"> Command fine-tuning (LoRA), combined with </w:t>
       </w:r>
       <w:r>
         <w:rPr>
@@ -513,7 +513,7 @@
           <w:color w:val="2C3E50"/>
           <w:sz w:val="18"/>
         </w:rPr>
-        <w:t>Neo4j Knowledge Graph</w:t>
+        <w:t>Neo4j knowledge graph</w:t>
       </w:r>
       <w:r>
         <w:rPr>
@@ -522,7 +522,7 @@
           <w:color w:val="333333"/>
           <w:sz w:val="18"/>
         </w:rPr>
-        <w:t xml:space="preserve"> AND: </w:t>
+        <w:t xml:space="preserve"> and </w:t>
       </w:r>
       <w:r>
         <w:rPr>
@@ -531,7 +531,7 @@
           <w:color w:val="2C3E50"/>
           <w:sz w:val="18"/>
         </w:rPr>
-        <w:t>PPO Reinforcement Learning</w:t>
+        <w:t>PPO reinforcement learning</w:t>
       </w:r>
       <w:r>
         <w:rPr>
@@ -540,7 +540,7 @@
           <w:color w:val="333333"/>
           <w:sz w:val="18"/>
         </w:rPr>
-        <w:t xml:space="preserve"> Optimize the vulnerability utilization path recommendation; implement the command-line intelligent auxiliary module to open the platform command-line operation link.</w:t>
+        <w:t xml:space="preserve"> Optimize vulnerability exploitation path recommendations; implement command-line assistance modules connecting the platform CLI.</w:t>
       </w:r>
     </w:p>
     <w:p>
@@ -565,7 +565,7 @@
           <w:color w:val="2C3E50"/>
           <w:sz w:val="18"/>
         </w:rPr>
-        <w:t>Project landing</w:t>
+        <w:t>Project implementation</w:t>
       </w:r>
       <w:r>
         <w:rPr>
@@ -574,7 +574,7 @@
           <w:color w:val="333333"/>
           <w:sz w:val="18"/>
         </w:rPr>
-        <w:t>: Design the attack log categorization and visual response module to achieve rapid traceability of abnormal behavior. Achievements: China-US Maker National Award; patent writing.</w:t>
+        <w:t>: Design attack log classification and visual response modules to achieve rapid source tracing of abnormal behaviors. Achievements: Sino-US Maker National Award; patent preparation in progress.</w:t>
       </w:r>
     </w:p>
     <w:p>
@@ -615,7 +615,7 @@
           <w:color w:val="2C3E50"/>
           <w:sz w:val="17"/>
         </w:rPr>
-        <w:t>Team Member &amp; AI Application Development | Intel AI Innovation Competition Finalist</w:t>
+        <w:t>Team Members &amp; AI Application Development | Intel AI Innovation Competition Finalist</w:t>
       </w:r>
     </w:p>
     <w:p>
@@ -640,7 +640,7 @@
           <w:color w:val="333333"/>
           <w:sz w:val="18"/>
         </w:rPr>
-        <w:t>Based on the "AI PC" platform, I develop intelligent consultation assistance robots for grassroots clinics, and am responsible for privacy security and AI interaction modules.</w:t>
+        <w:t>Based on the "AI PC" platform, I develop an intelligent consultation assistance robot for grassroots clinics. I am responsible for the privacy security and AI interaction modules.</w:t>
       </w:r>
     </w:p>
     <w:p>
@@ -665,7 +665,7 @@
           <w:color w:val="2C3E50"/>
           <w:sz w:val="18"/>
         </w:rPr>
-        <w:t>Privacy security interacts with AI</w:t>
+        <w:t>Privacy security and AI interaction</w:t>
       </w:r>
       <w:r>
         <w:rPr>
@@ -674,7 +674,7 @@
           <w:color w:val="333333"/>
           <w:sz w:val="18"/>
         </w:rPr>
-        <w:t>: Designed end-to-end communication encryption and sensitive content recognition mechanism (Bert fine-tuning classifier) to ensure medical data compliance; participated in speech recognition (Whisper fine-tuning) and intent understanding (LLM Few-shot) development.</w:t>
+        <w:t>: Design end-to-end communication encryption and sensitive content identification mechanism (BERT fine-tuning classifier) to ensure medical data compliance; participate in the development of speech recognition (Whisper fine-tuning) and intent understanding (LLM Few-shot).</w:t>
       </w:r>
     </w:p>
     <w:p>
@@ -699,7 +699,7 @@
           <w:color w:val="333333"/>
           <w:sz w:val="18"/>
         </w:rPr>
-        <w:t>Shortlisted for the Intel Innovation and Entrepreneurship Special Competition (GBAC240303106392), the program passed the organizer's technical review and entered the special circuit.</w:t>
+        <w:t>Shortlisted for the Intel Innovation and Entrepreneurship Special Competition (GBAC240303106392), the plan passed the technical review of the organizer and entered the special track.</w:t>
       </w:r>
     </w:p>
     <w:p>
@@ -729,7 +729,7 @@
           <w:color w:val="2C3E50"/>
           <w:sz w:val="18"/>
         </w:rPr>
-        <w:t>Core capabilities:</w:t>
+        <w:t>Core competencies:</w:t>
       </w:r>
       <w:r>
         <w:rPr>
@@ -737,30 +737,7 @@
           <w:b w:val="0"/>
           <w:sz w:val="18"/>
         </w:rPr>
-        <w:t xml:space="preserve"> Python / C / Go / Java / Rust multi-language development, each backed by a merged PR; PyTorch / LangChain end-to-end (RAG, LoRA/QLoRA fine-tuning, Neo4j knowledge graph); MCP and Skill packaging; hands-on with [CC] / Codex / DSH / Pi.</w:t>
-      </w:r>
-    </w:p>
-    <w:p>
-      <w:pPr>
-        <w:spacing w:before="0" w:after="20" w:line="317" w:lineRule="auto"/>
-        <w:jc w:val="both"/>
-      </w:pPr>
-      <w:r>
-        <w:rPr>
-          <w:rFonts w:ascii="Noto Sans CJK SC" w:hAnsi="Noto Sans CJK SC" w:eastAsia="Noto Sans CJK SC"/>
-          <w:b/>
-          <w:color w:val="2C3E50"/>
-          <w:sz w:val="18"/>
-        </w:rPr>
-        <w:t>Focus:</w:t>
-      </w:r>
-      <w:r>
-        <w:rPr>
-          <w:rFonts w:ascii="Noto Sans CJK SC" w:hAnsi="Noto Sans CJK SC" w:eastAsia="Noto Sans CJK SC"/>
-          <w:b w:val="0"/>
-          <w:sz w:val="18"/>
-        </w:rPr>
-        <w:t xml:space="preserve"> AI Agent and tooling development; reinforcement learning (PPO in production); model compression and distillation; AI security background.</w:t>
+        <w:t xml:space="preserve"> Python / C / Go / Java / Rust multi-language (all PRs have been merged); PyTorch / LangChain (RAG, LoRA/QLoRA fine-tuning, Neo4j knowledge graph); MCP and Skill packaging, proficient in using Claude Code / Codex / DSH / Pi.</w:t>
       </w:r>
     </w:p>
     <w:p>
@@ -783,7 +760,7 @@
           <w:b w:val="0"/>
           <w:sz w:val="18"/>
         </w:rPr>
-        <w:t xml:space="preserve"> 5 software copyrights (HOSxAI command-line agent software registered 2025R11L0843188; HOS-Sec-Engine / HOS-Critic-Review / HOS-Vibe-Guard / HOS-LS under examination)</w:t>
+        <w:t xml:space="preserve"> 5 software copyrights (HOSxAI Registered 2025R11L0843188, the remaining 4 items are being accepted)</w:t>
       </w:r>
     </w:p>
     <w:p>
@@ -798,7 +775,7 @@
           <w:color w:val="2C3E50"/>
           <w:sz w:val="18"/>
         </w:rPr>
-        <w:t>Other:</w:t>
+        <w:t>Certificate:</w:t>
       </w:r>
       <w:r>
         <w:rPr>
@@ -806,7 +783,7 @@
           <w:b w:val="0"/>
           <w:sz w:val="18"/>
         </w:rPr>
-        <w:t xml:space="preserve"> English CET-6 | Mandarin Proficiency Level 2B | EFG Entrepreneurship Training Camp (75th cohort) | Computer Proficiency Level 1 | C2 Driver License</w:t>
+        <w:t xml:space="preserve"> Network Security Emergency Response Vocational Skill Level Certificate (Intermediate) | Neo4j Certified Professional | Hugging Face Agents Course / MCP Course Completion | English CET-6 | Mandarin Level 2 B | Computer Level 1 | C2 Driver's License</w:t>
       </w:r>
     </w:p>
     <w:p>
@@ -821,7 +798,7 @@
           <w:color w:val="FFFFFF"/>
           <w:sz w:val="21"/>
         </w:rPr>
-        <w:t xml:space="preserve">  Open source contributions (all merged PR)</w:t>
+        <w:t xml:space="preserve">  Open source contributions (all merged PRs)</w:t>
       </w:r>
     </w:p>
     <w:p>
@@ -845,7 +822,7 @@
           <w:color w:val="333333"/>
           <w:sz w:val="17"/>
         </w:rPr>
-        <w:t xml:space="preserve">  hiyouga/LlamaFactory 74,000 Stars # 10626 - Improve the Getting Started Guide document to lower the threshold for fine-tuning large models</w:t>
+        <w:t xml:space="preserve">  hiyouga/LlamaFactory 74,000 stars #10626 - Improve the Getting Started Guide documentation to lower the threshold for fine-tuning large models</w:t>
       </w:r>
     </w:p>
     <w:p>
@@ -869,7 +846,7 @@
           <w:color w:val="333333"/>
           <w:sz w:val="17"/>
         </w:rPr>
-        <w:t xml:space="preserve">  axolotl-ai-cloud/axolotl 74,000 Stars # 3802 - Fix Jinja Chat Template Validation Error Prompt Logic</w:t>
+        <w:t xml:space="preserve">  axolotl-ai-cloud/axolotl 74,000 stars #3802 - Fix Jinja chat template verification error prompt logic</w:t>
       </w:r>
     </w:p>
     <w:p>
@@ -893,7 +870,7 @@
           <w:color w:val="333333"/>
           <w:sz w:val="17"/>
         </w:rPr>
-        <w:t xml:space="preserve">  vanhauser-thc/thc-hydra 12,000 stars # 1092 Buffer Overflow | #1091 Memory Leaks | etc Total 6 Consolidated Security Fixes PR</w:t>
+        <w:t xml:space="preserve">  vanhauser-thc/thc-hydra 12,000 stars #1092 Buffer overflow | #1091 Memory leak | 6 merged security fix PRs</w:t>
       </w:r>
     </w:p>
     <w:p>
@@ -917,7 +894,7 @@
           <w:color w:val="333333"/>
           <w:sz w:val="17"/>
         </w:rPr>
-        <w:t xml:space="preserve">  aquasecurity/trivy 38,000 Stars # 11013 - Fix type assertion in Alpine APKINDEX archive read</w:t>
+        <w:t xml:space="preserve">  aquasecurity/trivy 38,000 stars #11013 - Fix type assertion in Alpine APKINDEX archive reading</w:t>
       </w:r>
     </w:p>
     <w:p>
@@ -941,7 +918,7 @@
           <w:color w:val="333333"/>
           <w:sz w:val="17"/>
         </w:rPr>
-        <w:t xml:space="preserve">  zaproxy/zaproxy 16,000 stars # 9411 - HashUtils Resource Leak Fix</w:t>
+        <w:t xml:space="preserve">  zaproxy/zaproxy 16,000 stars #9411 - HashUtils resource leak fix</w:t>
       </w:r>
     </w:p>
     <w:p>
@@ -965,7 +942,7 @@
           <w:color w:val="333333"/>
           <w:sz w:val="17"/>
         </w:rPr>
-        <w:t xml:space="preserve">  slimm609/checksec 2.3k stars # 349 - Fix kernel.unprivileged_bpf_disabled detection logic</w:t>
+        <w:t xml:space="preserve">  slimm609/checksec 2.3k stars #349 - Fix kernel.unprivileged_bpf_disabled detection logic</w:t>
       </w:r>
     </w:p>
     <w:p>
@@ -989,7 +966,7 @@
           <w:color w:val="333333"/>
           <w:sz w:val="17"/>
         </w:rPr>
-        <w:t xml:space="preserve">  bytedance/g3 888 Stars # 1103 - Fix unsafe unwrap () call in openssl certificate alignment</w:t>
+        <w:t xml:space="preserve">  bytedance/g3 888 stars #1103 - Fix unsafe unwrap() call in openssl certificate pair</w:t>
       </w:r>
     </w:p>
     <w:p>
@@ -1004,7 +981,7 @@
           <w:color w:val="FFFFFF"/>
           <w:sz w:val="21"/>
         </w:rPr>
-        <w:t xml:space="preserve">  Introduce yourself</w:t>
+        <w:t xml:space="preserve">  introduce yourself</w:t>
       </w:r>
     </w:p>
     <w:p>
@@ -1019,7 +996,7 @@
           <w:color w:val="333333"/>
           <w:sz w:val="18"/>
         </w:rPr>
-        <w:t>Hands-on from the model layer down to the system layer: fine-tuning, RAG, and LangChain orchestration, plus tracking down OpenSSL, memory leaks, and buffer overflows. Fixes submitted upstream are merged; self-built tools are software-copyright registered.</w:t>
+        <w:t>Job intention: AI Agent application development, algorithm engineering, back-end development; 7 upstream merger PRs and 5 software copyrights can prove this.</w:t>
       </w:r>
     </w:p>
     <w:p>
@@ -1034,7 +1011,7 @@
           <w:color w:val="95A5A6"/>
           <w:sz w:val="15"/>
         </w:rPr>
-        <w:t>Last Updated: October 22, 2026</w:t>
+        <w:t>Last updated: October 22, 2026</w:t>
       </w:r>
     </w:p>
     <w:sectPr>

--- a/Resume Qian Jiahong.docx
+++ b/Resume Qian Jiahong.docx
@@ -30,7 +30,7 @@
           <w:color w:val="333333"/>
           <w:sz w:val="17"/>
         </w:rPr>
-        <w:t>Name:Qian Jiahong    Education:Undergraduate student</w:t>
+        <w:t>Name:Qian Jiahong    Education:Undergraduate</w:t>
       </w:r>
       <w:r>
         <w:tab/>
@@ -81,7 +81,7 @@
           <w:color w:val="333333"/>
           <w:sz w:val="17"/>
         </w:rPr>
-        <w:t>Telephone:19921057118    Mail:aqfxz_zh@qq.com</w:t>
+        <w:t>Phone:19921057118    E-mail:aqfxz_zh@qq.com</w:t>
       </w:r>
     </w:p>
     <w:p>
@@ -95,7 +95,7 @@
           <w:color w:val="333333"/>
           <w:sz w:val="17"/>
         </w:rPr>
-        <w:t>address:Shanghai</w:t>
+        <w:t>Address:Shanghai City</w:t>
       </w:r>
     </w:p>
     <w:p>
@@ -127,7 +127,7 @@
           <w:color w:val="333333"/>
           <w:sz w:val="15"/>
         </w:rPr>
-        <w:t xml:space="preserve">    blog:</w:t>
+        <w:t xml:space="preserve">    Blog:</w:t>
       </w:r>
       <w:r>
         <w:rPr>
@@ -177,7 +177,7 @@
           <w:color w:val="3498DB"/>
           <w:sz w:val="15"/>
         </w:rPr>
-        <w:t xml:space="preserve">    linkedin.com/in/jiahong-qian</w:t>
+        <w:t xml:space="preserve">    linkedin.com/in/ Jia Hong - Money</w:t>
       </w:r>
     </w:p>
     <w:p>
@@ -192,7 +192,7 @@
           <w:color w:val="FFFFFF"/>
           <w:sz w:val="21"/>
         </w:rPr>
-        <w:t xml:space="preserve">  Internship experience</w:t>
+        <w:t xml:space="preserve">  Internship</w:t>
       </w:r>
     </w:p>
     <w:p>
@@ -209,7 +209,7 @@
           <w:color w:val="2C3E50"/>
           <w:sz w:val="19"/>
         </w:rPr>
-        <w:t>NSFOCUS Technology Group Co., Ltd. Shanghai Branch</w:t>
+        <w:t>Lvmeng Technology Group Co., Ltd. Shanghai Branch</w:t>
       </w:r>
       <w:r>
         <w:rPr>
@@ -258,7 +258,7 @@
           <w:color w:val="2C3E50"/>
           <w:sz w:val="18"/>
         </w:rPr>
-        <w:t>Security product delivery and operation and maintenance</w:t>
+        <w:t>Secure Product Delivery and O&amp;M</w:t>
       </w:r>
       <w:r>
         <w:rPr>
@@ -267,7 +267,7 @@
           <w:color w:val="333333"/>
           <w:sz w:val="18"/>
         </w:rPr>
-        <w:t>: Responsible for policy configuration, rule tuning and fault handling of security devices such as firewalls, WAF, RSAS, etc., and participating in the delivery and acceptance of compliance projects for financial/manufacturing customers.</w:t>
+        <w:t>: Firewall/WAF/RSAs strategy configuration and rule tuning, participating in the delivery and acceptance of compliance projects for financial and manufacturing customers.</w:t>
       </w:r>
     </w:p>
     <w:p>
@@ -386,7 +386,7 @@
           <w:color w:val="FFFFFF"/>
           <w:sz w:val="21"/>
         </w:rPr>
-        <w:t xml:space="preserve">  Project experience</w:t>
+        <w:t xml:space="preserve">  Project Experience</w:t>
       </w:r>
     </w:p>
     <w:p>
@@ -403,7 +403,7 @@
           <w:color w:val="2C3E50"/>
           <w:sz w:val="19"/>
         </w:rPr>
-        <w:t>Security Hyacinth – AI+ information security attack and defense training platform</w:t>
+        <w:t>Security Windshield Transducer – AI + Information Security Attack and Defense Training Platform</w:t>
       </w:r>
       <w:r>
         <w:rPr>
@@ -427,7 +427,7 @@
           <w:color w:val="2C3E50"/>
           <w:sz w:val="17"/>
         </w:rPr>
-        <w:t>Person in Charge &amp; Software Development | Won the National Award for the Sino-US Maker Track</w:t>
+        <w:t>Leader &amp; Software Development | Won the China-US Maker Track National Award</w:t>
       </w:r>
     </w:p>
     <w:p>
@@ -452,7 +452,7 @@
           <w:color w:val="333333"/>
           <w:sz w:val="18"/>
         </w:rPr>
-        <w:t>Led a team of 6 people to build an integrated training platform for "attack simulation-log audit-intelligent response" and was responsible for the overall architecture design and technology selection.</w:t>
+        <w:t>Lead a team of 6 people to build an "attack simulation – log audit – intelligent response" integrated training platform, responsible for the overall architecture design and technical selection.</w:t>
       </w:r>
     </w:p>
     <w:p>
@@ -477,7 +477,7 @@
           <w:color w:val="2C3E50"/>
           <w:sz w:val="18"/>
         </w:rPr>
-        <w:t>Core technology attack</w:t>
+        <w:t>Core technology to tackle</w:t>
       </w:r>
       <w:r>
         <w:rPr>
@@ -486,7 +486,7 @@
           <w:color w:val="333333"/>
           <w:sz w:val="18"/>
         </w:rPr>
-        <w:t xml:space="preserve">: based on </w:t>
+        <w:t xml:space="preserve"> Settings based on: </w:t>
       </w:r>
       <w:r>
         <w:rPr>
@@ -504,7 +504,7 @@
           <w:color w:val="333333"/>
           <w:sz w:val="18"/>
         </w:rPr>
-        <w:t xml:space="preserve"> Command fine-tuning (LoRA), combined with </w:t>
+        <w:t xml:space="preserve"> Instruction fine-tuning (LoRA), in conjunction with </w:t>
       </w:r>
       <w:r>
         <w:rPr>
@@ -513,7 +513,7 @@
           <w:color w:val="2C3E50"/>
           <w:sz w:val="18"/>
         </w:rPr>
-        <w:t>Neo4j knowledge graph</w:t>
+        <w:t>Neo4j Knowledge Graph</w:t>
       </w:r>
       <w:r>
         <w:rPr>
@@ -522,7 +522,7 @@
           <w:color w:val="333333"/>
           <w:sz w:val="18"/>
         </w:rPr>
-        <w:t xml:space="preserve"> and </w:t>
+        <w:t xml:space="preserve"> AND: </w:t>
       </w:r>
       <w:r>
         <w:rPr>
@@ -531,7 +531,7 @@
           <w:color w:val="2C3E50"/>
           <w:sz w:val="18"/>
         </w:rPr>
-        <w:t>PPO reinforcement learning</w:t>
+        <w:t>PPO Reinforcement Learning</w:t>
       </w:r>
       <w:r>
         <w:rPr>
@@ -540,7 +540,7 @@
           <w:color w:val="333333"/>
           <w:sz w:val="18"/>
         </w:rPr>
-        <w:t xml:space="preserve"> Optimize vulnerability exploitation path recommendations; implement command-line assistance modules connecting the platform CLI.</w:t>
+        <w:t xml:space="preserve"> Optimize the vulnerability utilization path recommendation; implement the command-line intelligent auxiliary module to open the platform command-line operation link.</w:t>
       </w:r>
     </w:p>
     <w:p>
@@ -565,7 +565,7 @@
           <w:color w:val="2C3E50"/>
           <w:sz w:val="18"/>
         </w:rPr>
-        <w:t>Project implementation</w:t>
+        <w:t>Project landing</w:t>
       </w:r>
       <w:r>
         <w:rPr>
@@ -574,7 +574,7 @@
           <w:color w:val="333333"/>
           <w:sz w:val="18"/>
         </w:rPr>
-        <w:t>: Design attack log classification and visual response modules to achieve rapid source tracing of abnormal behaviors. Achievements: Sino-US Maker National Award; patent preparation in progress.</w:t>
+        <w:t>: Design the attack log categorization and visual response module to achieve rapid traceability of abnormal behavior. Achievements: China-US Maker National Award; patent writing.</w:t>
       </w:r>
     </w:p>
     <w:p>
@@ -615,7 +615,41 @@
           <w:color w:val="2C3E50"/>
           <w:sz w:val="17"/>
         </w:rPr>
-        <w:t>Team Members &amp; AI Application Development | Intel AI Innovation Competition Finalist</w:t>
+        <w:t>Team Member &amp; AI Application Development | Intel AI Innovation Competition Finalist</w:t>
+      </w:r>
+    </w:p>
+    <w:p>
+      <w:pPr>
+        <w:spacing w:before="0" w:after="0" w:line="317" w:lineRule="auto"/>
+        <w:ind w:left="255"/>
+        <w:jc w:val="both"/>
+      </w:pPr>
+      <w:r>
+        <w:rPr>
+          <w:rFonts w:ascii="Noto Sans CJK SC" w:hAnsi="Noto Sans CJK SC" w:eastAsia="Noto Sans CJK SC"/>
+          <w:b/>
+          <w:color w:val="3498DB"/>
+          <w:sz w:val="18"/>
+        </w:rPr>
+        <w:t xml:space="preserve">• </w:t>
+      </w:r>
+      <w:r>
+        <w:rPr>
+          <w:rFonts w:ascii="Noto Sans CJK SC" w:hAnsi="Noto Sans CJK SC" w:eastAsia="Noto Sans CJK SC"/>
+          <w:b/>
+          <w:color w:val="2C3E50"/>
+          <w:sz w:val="18"/>
+        </w:rPr>
+        <w:t>AI Algorithm Practice</w:t>
+      </w:r>
+      <w:r>
+        <w:rPr>
+          <w:rFonts w:ascii="Noto Sans CJK SC" w:hAnsi="Noto Sans CJK SC" w:eastAsia="Noto Sans CJK SC"/>
+          <w:b w:val="0"/>
+          <w:color w:val="333333"/>
+          <w:sz w:val="18"/>
+        </w:rPr>
+        <w:t>: Bert fine-tuned for sensitive content recognition, participated in Whisper speech recognition and LLM Few-shot intent understanding; designed end-to-end encryption to ensure medical data compliance.</w:t>
       </w:r>
     </w:p>
     <w:p>
@@ -640,66 +674,7 @@
           <w:color w:val="333333"/>
           <w:sz w:val="18"/>
         </w:rPr>
-        <w:t>Based on the "AI PC" platform, I develop an intelligent consultation assistance robot for grassroots clinics. I am responsible for the privacy security and AI interaction modules.</w:t>
-      </w:r>
-    </w:p>
-    <w:p>
-      <w:pPr>
-        <w:spacing w:before="0" w:after="0" w:line="317" w:lineRule="auto"/>
-        <w:ind w:left="255"/>
-        <w:jc w:val="both"/>
-      </w:pPr>
-      <w:r>
-        <w:rPr>
-          <w:rFonts w:ascii="Noto Sans CJK SC" w:hAnsi="Noto Sans CJK SC" w:eastAsia="Noto Sans CJK SC"/>
-          <w:b/>
-          <w:color w:val="3498DB"/>
-          <w:sz w:val="18"/>
-        </w:rPr>
-        <w:t xml:space="preserve">• </w:t>
-      </w:r>
-      <w:r>
-        <w:rPr>
-          <w:rFonts w:ascii="Noto Sans CJK SC" w:hAnsi="Noto Sans CJK SC" w:eastAsia="Noto Sans CJK SC"/>
-          <w:b/>
-          <w:color w:val="2C3E50"/>
-          <w:sz w:val="18"/>
-        </w:rPr>
-        <w:t>Privacy security and AI interaction</w:t>
-      </w:r>
-      <w:r>
-        <w:rPr>
-          <w:rFonts w:ascii="Noto Sans CJK SC" w:hAnsi="Noto Sans CJK SC" w:eastAsia="Noto Sans CJK SC"/>
-          <w:b w:val="0"/>
-          <w:color w:val="333333"/>
-          <w:sz w:val="18"/>
-        </w:rPr>
-        <w:t>: Design end-to-end communication encryption and sensitive content identification mechanism (BERT fine-tuning classifier) to ensure medical data compliance; participate in the development of speech recognition (Whisper fine-tuning) and intent understanding (LLM Few-shot).</w:t>
-      </w:r>
-    </w:p>
-    <w:p>
-      <w:pPr>
-        <w:spacing w:before="0" w:after="0" w:line="317" w:lineRule="auto"/>
-        <w:ind w:left="255"/>
-        <w:jc w:val="both"/>
-      </w:pPr>
-      <w:r>
-        <w:rPr>
-          <w:rFonts w:ascii="Noto Sans CJK SC" w:hAnsi="Noto Sans CJK SC" w:eastAsia="Noto Sans CJK SC"/>
-          <w:b/>
-          <w:color w:val="3498DB"/>
-          <w:sz w:val="18"/>
-        </w:rPr>
-        <w:t xml:space="preserve">• </w:t>
-      </w:r>
-      <w:r>
-        <w:rPr>
-          <w:rFonts w:ascii="Noto Sans CJK SC" w:hAnsi="Noto Sans CJK SC" w:eastAsia="Noto Sans CJK SC"/>
-          <w:b w:val="0"/>
-          <w:color w:val="333333"/>
-          <w:sz w:val="18"/>
-        </w:rPr>
-        <w:t>Shortlisted for the Intel Innovation and Entrepreneurship Special Competition (GBAC240303106392), the plan passed the technical review of the organizer and entered the special track.</w:t>
+        <w:t>Shortlisted for the Intel Innovation and Entrepreneurship Special Competition (GBAC240303106392), the program passed the organizer's technical review and entered the special circuit.</w:t>
       </w:r>
     </w:p>
     <w:p>
@@ -729,7 +704,7 @@
           <w:color w:val="2C3E50"/>
           <w:sz w:val="18"/>
         </w:rPr>
-        <w:t>Core competencies:</w:t>
+        <w:t>Core capabilities:</w:t>
       </w:r>
       <w:r>
         <w:rPr>
@@ -737,7 +712,7 @@
           <w:b w:val="0"/>
           <w:sz w:val="18"/>
         </w:rPr>
-        <w:t xml:space="preserve"> Python / C / Go / Java / Rust multi-language (all PRs have been merged); PyTorch / LangChain (RAG, LoRA/QLoRA fine-tuning, Neo4j knowledge graph); MCP and Skill packaging, proficient in using Claude Code / Codex / DSH / Pi.</w:t>
+        <w:t xml:space="preserve"> Python/C/Go/Java/Rust multilingual (both have merged PR); PyTorch/LangChain (rag, LoRA/QLoRA fine-tuning, Neo4j knowledge graph); MCP and Skill packaging, skilled use of Claude Code/Codex/DSH/Pi.</w:t>
       </w:r>
     </w:p>
     <w:p>
@@ -760,7 +735,7 @@
           <w:b w:val="0"/>
           <w:sz w:val="18"/>
         </w:rPr>
-        <w:t xml:space="preserve"> 5 software copyrights (HOSxAI Registered 2025R11L0843188, the remaining 4 items are being accepted)</w:t>
+        <w:t xml:space="preserve"> 5 software copyrights (HOSxAI Registered 2025R11L0843188, remaining 4 pending)</w:t>
       </w:r>
     </w:p>
     <w:p>
@@ -775,7 +750,7 @@
           <w:color w:val="2C3E50"/>
           <w:sz w:val="18"/>
         </w:rPr>
-        <w:t>Certificate:</w:t>
+        <w:t>License:</w:t>
       </w:r>
       <w:r>
         <w:rPr>
@@ -783,7 +758,7 @@
           <w:b w:val="0"/>
           <w:sz w:val="18"/>
         </w:rPr>
-        <w:t xml:space="preserve"> Network Security Emergency Response Vocational Skill Level Certificate (Intermediate) | Neo4j Certified Professional | Hugging Face Agents Course / MCP Course Completion | English CET-6 | Mandarin Level 2 B | Computer Level 1 | C2 Driver's License</w:t>
+        <w:t xml:space="preserve"> Cybersecurity Emergency Response Vocational Skill Level Certificate (Intermediate) | Neo4j Certified Professional | Hugging Face Agents Course/MCP Course Graduation | English CET-6 | Mandarin Grade 2 Grade B | Computer Grade 1 | C2 Driver's License</w:t>
       </w:r>
     </w:p>
     <w:p>
@@ -798,7 +773,7 @@
           <w:color w:val="FFFFFF"/>
           <w:sz w:val="21"/>
         </w:rPr>
-        <w:t xml:space="preserve">  Open source contributions (all merged PRs)</w:t>
+        <w:t xml:space="preserve">  Open source contributions (all merged PR)</w:t>
       </w:r>
     </w:p>
     <w:p>
@@ -822,7 +797,7 @@
           <w:color w:val="333333"/>
           <w:sz w:val="17"/>
         </w:rPr>
-        <w:t xml:space="preserve">  hiyouga/LlamaFactory 74,000 stars #10626 - Improve the Getting Started Guide documentation to lower the threshold for fine-tuning large models</w:t>
+        <w:t xml:space="preserve">  hiyouga/LlamaFactory 74,000 Stars # 10626 - Improve the Getting Started Guide document to lower the threshold for fine-tuning large models</w:t>
       </w:r>
     </w:p>
     <w:p>
@@ -846,7 +821,7 @@
           <w:color w:val="333333"/>
           <w:sz w:val="17"/>
         </w:rPr>
-        <w:t xml:space="preserve">  axolotl-ai-cloud/axolotl 74,000 stars #3802 - Fix Jinja chat template verification error prompt logic</w:t>
+        <w:t xml:space="preserve">  axolotl-ai-cloud/axolotl 74,000 Stars # 3802 - Fix Jinja Chat Template Validation Error Prompt Logic</w:t>
       </w:r>
     </w:p>
     <w:p>
@@ -870,7 +845,7 @@
           <w:color w:val="333333"/>
           <w:sz w:val="17"/>
         </w:rPr>
-        <w:t xml:space="preserve">  vanhauser-thc/thc-hydra 12,000 stars #1092 Buffer overflow | #1091 Memory leak | 6 merged security fix PRs</w:t>
+        <w:t xml:space="preserve">  vanhauser-thc/thc-hydra 12,000 stars # 1092 Buffer Overflow | #1091 Memory Leaks | etc Total 6 Consolidated Security Fixes PR</w:t>
       </w:r>
     </w:p>
     <w:p>
@@ -894,7 +869,7 @@
           <w:color w:val="333333"/>
           <w:sz w:val="17"/>
         </w:rPr>
-        <w:t xml:space="preserve">  aquasecurity/trivy 38,000 stars #11013 - Fix type assertion in Alpine APKINDEX archive reading</w:t>
+        <w:t xml:space="preserve">  aquasecurity/trivy 38,000 Stars # 11013 - Fix type assertion in Alpine APKINDEX archive read</w:t>
       </w:r>
     </w:p>
     <w:p>
@@ -918,7 +893,7 @@
           <w:color w:val="333333"/>
           <w:sz w:val="17"/>
         </w:rPr>
-        <w:t xml:space="preserve">  zaproxy/zaproxy 16,000 stars #9411 - HashUtils resource leak fix</w:t>
+        <w:t xml:space="preserve">  zaproxy/zaproxy 16,000 stars # 9411 - HashUtils Resource Leak Fix</w:t>
       </w:r>
     </w:p>
     <w:p>
@@ -942,31 +917,7 @@
           <w:color w:val="333333"/>
           <w:sz w:val="17"/>
         </w:rPr>
-        <w:t xml:space="preserve">  slimm609/checksec 2.3k stars #349 - Fix kernel.unprivileged_bpf_disabled detection logic</w:t>
-      </w:r>
-    </w:p>
-    <w:p>
-      <w:pPr>
-        <w:spacing w:before="0" w:after="0" w:line="300" w:lineRule="auto"/>
-        <w:ind w:left="227"/>
-      </w:pPr>
-      <w:r>
-        <w:rPr>
-          <w:rFonts w:ascii="Noto Sans CJK SC" w:hAnsi="Noto Sans CJK SC" w:eastAsia="Noto Sans CJK SC"/>
-          <w:b/>
-          <w:color w:val="3498DB"/>
-          <w:sz w:val="16"/>
-        </w:rPr>
-        <w:t xml:space="preserve">▸ </w:t>
-      </w:r>
-      <w:r>
-        <w:rPr>
-          <w:rFonts w:ascii="Noto Sans CJK SC" w:hAnsi="Noto Sans CJK SC" w:eastAsia="Noto Sans CJK SC"/>
-          <w:b w:val="0"/>
-          <w:color w:val="333333"/>
-          <w:sz w:val="17"/>
-        </w:rPr>
-        <w:t xml:space="preserve">  bytedance/g3 888 stars #1103 - Fix unsafe unwrap() call in openssl certificate pair</w:t>
+        <w:t xml:space="preserve">  bytedance/g3 888 Stars # 1103 - Fix unsafe unwrap () call in openssl certificate alignment</w:t>
       </w:r>
     </w:p>
     <w:p>
@@ -981,7 +932,7 @@
           <w:color w:val="FFFFFF"/>
           <w:sz w:val="21"/>
         </w:rPr>
-        <w:t xml:space="preserve">  introduce yourself</w:t>
+        <w:t xml:space="preserve">  Introduce yourself</w:t>
       </w:r>
     </w:p>
     <w:p>
@@ -996,7 +947,7 @@
           <w:color w:val="333333"/>
           <w:sz w:val="18"/>
         </w:rPr>
-        <w:t>Job intention: AI Agent application development, algorithm engineering, back-end development; 7 upstream merger PRs and 5 software copyrights can prove this.</w:t>
+        <w:t>I build AI agents and put algorithms into production. I led a team building an attack-defense training platform: vulnerability exploitation path recommendation using Qwen-14B fine-tuning, a knowledge graph, and PPO, which won the China-US Maker National Award. At NSFOCUS I independently built a local RAG prototype for alert analysis, covering prompt engineering and vector retrieval tuning. I write tools and send upstream PRs, and hold several software copyrights. Right now I focus on getting agents, tooling, and algorithms to run as usable systems.</w:t>
       </w:r>
     </w:p>
     <w:p>
@@ -1011,7 +962,7 @@
           <w:color w:val="95A5A6"/>
           <w:sz w:val="15"/>
         </w:rPr>
-        <w:t>Last updated: October 22, 2026</w:t>
+        <w:t>Last Updated: October 22, 2026</w:t>
       </w:r>
     </w:p>
     <w:sectPr>

--- a/Resume Qian Jiahong.docx
+++ b/Resume Qian Jiahong.docx
@@ -30,7 +30,7 @@
           <w:color w:val="333333"/>
           <w:sz w:val="17"/>
         </w:rPr>
-        <w:t>Name:Qian Jiahong    Education:Undergraduate</w:t>
+        <w:t>Name:Qian Jiahong    Education:Undergraduate student</w:t>
       </w:r>
       <w:r>
         <w:tab/>
@@ -81,7 +81,7 @@
           <w:color w:val="333333"/>
           <w:sz w:val="17"/>
         </w:rPr>
-        <w:t>Phone:19921057118    E-mail:aqfxz_zh@qq.com</w:t>
+        <w:t>Telephone:19921057118    Mail:aqfxz_zh@qq.com</w:t>
       </w:r>
     </w:p>
     <w:p>
@@ -95,7 +95,7 @@
           <w:color w:val="333333"/>
           <w:sz w:val="17"/>
         </w:rPr>
-        <w:t>Address:Shanghai City</w:t>
+        <w:t>address:Shanghai</w:t>
       </w:r>
     </w:p>
     <w:p>
@@ -127,7 +127,7 @@
           <w:color w:val="333333"/>
           <w:sz w:val="15"/>
         </w:rPr>
-        <w:t xml:space="preserve">    Blog:</w:t>
+        <w:t xml:space="preserve">    blog:</w:t>
       </w:r>
       <w:r>
         <w:rPr>
@@ -177,7 +177,7 @@
           <w:color w:val="3498DB"/>
           <w:sz w:val="15"/>
         </w:rPr>
-        <w:t xml:space="preserve">    linkedin.com/in/ Jia Hong - Money</w:t>
+        <w:t xml:space="preserve">    linkedin.com/in/jiahong-qian</w:t>
       </w:r>
     </w:p>
     <w:p>
@@ -192,7 +192,7 @@
           <w:color w:val="FFFFFF"/>
           <w:sz w:val="21"/>
         </w:rPr>
-        <w:t xml:space="preserve">  Internship</w:t>
+        <w:t xml:space="preserve">  Internship experience</w:t>
       </w:r>
     </w:p>
     <w:p>
@@ -209,7 +209,7 @@
           <w:color w:val="2C3E50"/>
           <w:sz w:val="19"/>
         </w:rPr>
-        <w:t>Lvmeng Technology Group Co., Ltd. Shanghai Branch</w:t>
+        <w:t>NSFOCUS Technology Group Co., Ltd. Shanghai Branch</w:t>
       </w:r>
       <w:r>
         <w:rPr>
@@ -258,7 +258,7 @@
           <w:color w:val="2C3E50"/>
           <w:sz w:val="18"/>
         </w:rPr>
-        <w:t>Secure Product Delivery and O&amp;M</w:t>
+        <w:t>Security product delivery and operation and maintenance</w:t>
       </w:r>
       <w:r>
         <w:rPr>
@@ -267,7 +267,7 @@
           <w:color w:val="333333"/>
           <w:sz w:val="18"/>
         </w:rPr>
-        <w:t>: Firewall/WAF/RSAs strategy configuration and rule tuning, participating in the delivery and acceptance of compliance projects for financial and manufacturing customers.</w:t>
+        <w:t>: Firewall/WAF/RSAS policy configuration and rule tuning, participating in the delivery and acceptance of compliance projects for financial and manufacturing customers.</w:t>
       </w:r>
     </w:p>
     <w:p>
@@ -386,7 +386,7 @@
           <w:color w:val="FFFFFF"/>
           <w:sz w:val="21"/>
         </w:rPr>
-        <w:t xml:space="preserve">  Project Experience</w:t>
+        <w:t xml:space="preserve">  Project experience</w:t>
       </w:r>
     </w:p>
     <w:p>
@@ -403,7 +403,7 @@
           <w:color w:val="2C3E50"/>
           <w:sz w:val="19"/>
         </w:rPr>
-        <w:t>Security Windshield Transducer – AI + Information Security Attack and Defense Training Platform</w:t>
+        <w:t>Security Hyacinth – AI+ information security attack and defense training platform</w:t>
       </w:r>
       <w:r>
         <w:rPr>
@@ -452,7 +452,7 @@
           <w:color w:val="333333"/>
           <w:sz w:val="18"/>
         </w:rPr>
-        <w:t>Lead a team of 6 people to build an "attack simulation – log audit – intelligent response" integrated training platform, responsible for the overall architecture design and technical selection.</w:t>
+        <w:t>Led a team of 6 people to build an integrated training platform for "attack simulation-log audit-intelligent response" and was responsible for the overall architecture design and technology selection.</w:t>
       </w:r>
     </w:p>
     <w:p>
@@ -477,7 +477,7 @@
           <w:color w:val="2C3E50"/>
           <w:sz w:val="18"/>
         </w:rPr>
-        <w:t>Core technology to tackle</w:t>
+        <w:t>Core technology attack</w:t>
       </w:r>
       <w:r>
         <w:rPr>
@@ -486,7 +486,7 @@
           <w:color w:val="333333"/>
           <w:sz w:val="18"/>
         </w:rPr>
-        <w:t xml:space="preserve"> Settings based on: </w:t>
+        <w:t xml:space="preserve">: based on </w:t>
       </w:r>
       <w:r>
         <w:rPr>
@@ -504,7 +504,7 @@
           <w:color w:val="333333"/>
           <w:sz w:val="18"/>
         </w:rPr>
-        <w:t xml:space="preserve"> Instruction fine-tuning (LoRA), in conjunction with </w:t>
+        <w:t xml:space="preserve"> Command fine-tuning (LoRA), combined with </w:t>
       </w:r>
       <w:r>
         <w:rPr>
@@ -513,7 +513,7 @@
           <w:color w:val="2C3E50"/>
           <w:sz w:val="18"/>
         </w:rPr>
-        <w:t>Neo4j Knowledge Graph</w:t>
+        <w:t>Neo4j knowledge graph</w:t>
       </w:r>
       <w:r>
         <w:rPr>
@@ -522,7 +522,7 @@
           <w:color w:val="333333"/>
           <w:sz w:val="18"/>
         </w:rPr>
-        <w:t xml:space="preserve"> AND: </w:t>
+        <w:t xml:space="preserve"> and </w:t>
       </w:r>
       <w:r>
         <w:rPr>
@@ -531,7 +531,7 @@
           <w:color w:val="2C3E50"/>
           <w:sz w:val="18"/>
         </w:rPr>
-        <w:t>PPO Reinforcement Learning</w:t>
+        <w:t>PPO reinforcement learning</w:t>
       </w:r>
       <w:r>
         <w:rPr>
@@ -540,7 +540,7 @@
           <w:color w:val="333333"/>
           <w:sz w:val="18"/>
         </w:rPr>
-        <w:t xml:space="preserve"> Optimize the vulnerability utilization path recommendation; implement the command-line intelligent auxiliary module to open the platform command-line operation link.</w:t>
+        <w:t xml:space="preserve"> Optimize vulnerability exploitation path recommendations; implement command-line assistance modules connecting the platform CLI.</w:t>
       </w:r>
     </w:p>
     <w:p>
@@ -565,7 +565,7 @@
           <w:color w:val="2C3E50"/>
           <w:sz w:val="18"/>
         </w:rPr>
-        <w:t>Project landing</w:t>
+        <w:t>Project implementation</w:t>
       </w:r>
       <w:r>
         <w:rPr>
@@ -574,7 +574,7 @@
           <w:color w:val="333333"/>
           <w:sz w:val="18"/>
         </w:rPr>
-        <w:t>: Design the attack log categorization and visual response module to achieve rapid traceability of abnormal behavior. Achievements: China-US Maker National Award; patent writing.</w:t>
+        <w:t>: Design attack log classification and visual response modules to achieve rapid source tracing of abnormal behaviors. Achievements: Sino-US Maker National Award; patent preparation in progress.</w:t>
       </w:r>
     </w:p>
     <w:p>
@@ -615,7 +615,7 @@
           <w:color w:val="2C3E50"/>
           <w:sz w:val="17"/>
         </w:rPr>
-        <w:t>Team Member &amp; AI Application Development | Intel AI Innovation Competition Finalist</w:t>
+        <w:t>Team members &amp; AI application development | Voice interaction and intent understanding</w:t>
       </w:r>
     </w:p>
     <w:p>
@@ -640,7 +640,7 @@
           <w:color w:val="2C3E50"/>
           <w:sz w:val="18"/>
         </w:rPr>
-        <w:t>AI Algorithm Practice</w:t>
+        <w:t>AI algorithm practice</w:t>
       </w:r>
       <w:r>
         <w:rPr>
@@ -649,7 +649,7 @@
           <w:color w:val="333333"/>
           <w:sz w:val="18"/>
         </w:rPr>
-        <w:t>: Bert fine-tuned for sensitive content recognition, participated in Whisper speech recognition and LLM Few-shot intent understanding; designed end-to-end encryption to ensure medical data compliance.</w:t>
+        <w:t>: a consultation-assistant robot for grassroots clinics doing end-to-end voice interaction: Whisper fine-tuning for speech recognition, LLM few-shot for intent understanding, and BERT fine-tuning for sensitive-content detection, with end-to-end encryption to keep medical data compliant.</w:t>
       </w:r>
     </w:p>
     <w:p>
@@ -670,11 +670,20 @@
       <w:r>
         <w:rPr>
           <w:rFonts w:ascii="Noto Sans CJK SC" w:hAnsi="Noto Sans CJK SC" w:eastAsia="Noto Sans CJK SC"/>
+          <w:b/>
+          <w:color w:val="2C3E50"/>
+          <w:sz w:val="18"/>
+        </w:rPr>
+        <w:t>Achievements</w:t>
+      </w:r>
+      <w:r>
+        <w:rPr>
+          <w:rFonts w:ascii="Noto Sans CJK SC" w:hAnsi="Noto Sans CJK SC" w:eastAsia="Noto Sans CJK SC"/>
           <w:b w:val="0"/>
           <w:color w:val="333333"/>
           <w:sz w:val="18"/>
         </w:rPr>
-        <w:t>Shortlisted for the Intel Innovation and Entrepreneurship Special Competition (GBAC240303106392), the program passed the organizer's technical review and entered the special circuit.</w:t>
+        <w:t>: shortlisted in the Innovation and Entrepreneurship track of the Intel AI Innovation Application Competition (Lenovo AI PC), entry GBAC240303106392, passing the host's technical review.</w:t>
       </w:r>
     </w:p>
     <w:p>
@@ -704,7 +713,7 @@
           <w:color w:val="2C3E50"/>
           <w:sz w:val="18"/>
         </w:rPr>
-        <w:t>Core capabilities:</w:t>
+        <w:t>Core competencies:</w:t>
       </w:r>
       <w:r>
         <w:rPr>
@@ -712,7 +721,7 @@
           <w:b w:val="0"/>
           <w:sz w:val="18"/>
         </w:rPr>
-        <w:t xml:space="preserve"> Python/C/Go/Java/Rust multilingual (both have merged PR); PyTorch/LangChain (rag, LoRA/QLoRA fine-tuning, Neo4j knowledge graph); MCP and Skill packaging, skilled use of Claude Code/Codex/DSH/Pi.</w:t>
+        <w:t xml:space="preserve"> Python / C / Go / Java / Rust multi-language (all PRs have been merged); PyTorch / LangChain (RAG, LoRA/QLoRA fine-tuning, Neo4j knowledge graph); MCP and Skill packaging, proficient in using Claude Code / Codex / DSH / Pi.</w:t>
       </w:r>
     </w:p>
     <w:p>
@@ -735,7 +744,7 @@
           <w:b w:val="0"/>
           <w:sz w:val="18"/>
         </w:rPr>
-        <w:t xml:space="preserve"> 5 software copyrights (HOSxAI Registered 2025R11L0843188, remaining 4 pending)</w:t>
+        <w:t xml:space="preserve"> 5 software copyrights (HOSxAI Registered 2025R11L0843188, the remaining 4 items are being accepted)</w:t>
       </w:r>
     </w:p>
     <w:p>
@@ -750,7 +759,7 @@
           <w:color w:val="2C3E50"/>
           <w:sz w:val="18"/>
         </w:rPr>
-        <w:t>License:</w:t>
+        <w:t>Certificate:</w:t>
       </w:r>
       <w:r>
         <w:rPr>
@@ -758,7 +767,7 @@
           <w:b w:val="0"/>
           <w:sz w:val="18"/>
         </w:rPr>
-        <w:t xml:space="preserve"> Cybersecurity Emergency Response Vocational Skill Level Certificate (Intermediate) | Neo4j Certified Professional | Hugging Face Agents Course/MCP Course Graduation | English CET-6 | Mandarin Grade 2 Grade B | Computer Grade 1 | C2 Driver's License</w:t>
+        <w:t xml:space="preserve"> Network Security Emergency Response Vocational Skill Level Certificate (Intermediate) | Neo4j Certified Professional | Hugging Face Agents Course / MCP Course Completion | English CET-6 | Mandarin Level 2 B | Computer Level 1 | C2 Driver's License</w:t>
       </w:r>
     </w:p>
     <w:p>
@@ -773,7 +782,7 @@
           <w:color w:val="FFFFFF"/>
           <w:sz w:val="21"/>
         </w:rPr>
-        <w:t xml:space="preserve">  Open source contributions (all merged PR)</w:t>
+        <w:t xml:space="preserve">  Open source contributions (all merged PRs)</w:t>
       </w:r>
     </w:p>
     <w:p>
@@ -797,7 +806,7 @@
           <w:color w:val="333333"/>
           <w:sz w:val="17"/>
         </w:rPr>
-        <w:t xml:space="preserve">  hiyouga/LlamaFactory 74,000 Stars # 10626 - Improve the Getting Started Guide document to lower the threshold for fine-tuning large models</w:t>
+        <w:t xml:space="preserve">  hiyouga/LlamaFactory 74,000 stars #10626 - Improve the Getting Started Guide documentation to lower the threshold for fine-tuning large models</w:t>
       </w:r>
     </w:p>
     <w:p>
@@ -821,7 +830,7 @@
           <w:color w:val="333333"/>
           <w:sz w:val="17"/>
         </w:rPr>
-        <w:t xml:space="preserve">  axolotl-ai-cloud/axolotl 74,000 Stars # 3802 - Fix Jinja Chat Template Validation Error Prompt Logic</w:t>
+        <w:t xml:space="preserve">  axolotl-ai-cloud/axolotl 74,000 stars #3802 - Fix Jinja chat template verification error prompt logic</w:t>
       </w:r>
     </w:p>
     <w:p>
@@ -845,7 +854,7 @@
           <w:color w:val="333333"/>
           <w:sz w:val="17"/>
         </w:rPr>
-        <w:t xml:space="preserve">  vanhauser-thc/thc-hydra 12,000 stars # 1092 Buffer Overflow | #1091 Memory Leaks | etc Total 6 Consolidated Security Fixes PR</w:t>
+        <w:t xml:space="preserve">  vanhauser-thc/thc-hydra 12,000 stars #1092 Buffer overflow | #1091 Memory leak | 6 merged security fix PRs</w:t>
       </w:r>
     </w:p>
     <w:p>
@@ -869,7 +878,7 @@
           <w:color w:val="333333"/>
           <w:sz w:val="17"/>
         </w:rPr>
-        <w:t xml:space="preserve">  aquasecurity/trivy 38,000 Stars # 11013 - Fix type assertion in Alpine APKINDEX archive read</w:t>
+        <w:t xml:space="preserve">  aquasecurity/trivy 38,000 stars #11013 - Fix type assertion in Alpine APKINDEX archive reading</w:t>
       </w:r>
     </w:p>
     <w:p>
@@ -893,7 +902,7 @@
           <w:color w:val="333333"/>
           <w:sz w:val="17"/>
         </w:rPr>
-        <w:t xml:space="preserve">  zaproxy/zaproxy 16,000 stars # 9411 - HashUtils Resource Leak Fix</w:t>
+        <w:t xml:space="preserve">  zaproxy/zaproxy 16,000 stars #9411 - HashUtils resource leak fix</w:t>
       </w:r>
     </w:p>
     <w:p>
@@ -917,7 +926,7 @@
           <w:color w:val="333333"/>
           <w:sz w:val="17"/>
         </w:rPr>
-        <w:t xml:space="preserve">  bytedance/g3 888 Stars # 1103 - Fix unsafe unwrap () call in openssl certificate alignment</w:t>
+        <w:t xml:space="preserve">  bytedance/g3 888 stars #1103 - Fix unsafe unwrap() call in openssl certificate pair</w:t>
       </w:r>
     </w:p>
     <w:p>
@@ -932,7 +941,7 @@
           <w:color w:val="FFFFFF"/>
           <w:sz w:val="21"/>
         </w:rPr>
-        <w:t xml:space="preserve">  Introduce yourself</w:t>
+        <w:t xml:space="preserve">  introduce yourself</w:t>
       </w:r>
     </w:p>
     <w:p>
@@ -962,7 +971,7 @@
           <w:color w:val="95A5A6"/>
           <w:sz w:val="15"/>
         </w:rPr>
-        <w:t>Last Updated: October 22, 2026</w:t>
+        <w:t>Last updated: October 22, 2026</w:t>
       </w:r>
     </w:p>
     <w:sectPr>

--- a/Resume Qian Jiahong.docx
+++ b/Resume Qian Jiahong.docx
@@ -427,7 +427,7 @@
           <w:color w:val="2C3E50"/>
           <w:sz w:val="17"/>
         </w:rPr>
-        <w:t>Leader &amp; Software Development | Won the China-US Maker Track National Award</w:t>
+        <w:t>Person in Charge &amp; Software Development | Won the National Award for the Sino-US Maker Track</w:t>
       </w:r>
     </w:p>
     <w:p>
@@ -640,7 +640,7 @@
           <w:color w:val="2C3E50"/>
           <w:sz w:val="18"/>
         </w:rPr>
-        <w:t>AI algorithm practice</w:t>
+        <w:t>AI algorithm implementation</w:t>
       </w:r>
       <w:r>
         <w:rPr>
@@ -649,7 +649,7 @@
           <w:color w:val="333333"/>
           <w:sz w:val="18"/>
         </w:rPr>
-        <w:t>: a consultation-assistant robot for grassroots clinics doing end-to-end voice interaction: Whisper fine-tuning for speech recognition, LLM few-shot for intent understanding, and BERT fine-tuning for sensitive-content detection, with end-to-end encryption to keep medical data compliant.</w:t>
+        <w:t>: a consultation-assistant robot for grassroots clinics, with an end-to-end voice pipeline - Whisper fine-tuning for speech transcription, LLM few-shot for intent understanding and consultation guidance, and a fine-tuned BERT classifier to block sensitive content; the pipeline layer encrypts end to end so medical data stays compliant.</w:t>
       </w:r>
     </w:p>
     <w:p>
@@ -683,7 +683,7 @@
           <w:color w:val="333333"/>
           <w:sz w:val="18"/>
         </w:rPr>
-        <w:t>: shortlisted in the Innovation and Entrepreneurship track of the Intel AI Innovation Application Competition (Lenovo AI PC), entry GBAC240303106392, passing the host's technical review.</w:t>
+        <w:t>: shortlisted in the Innovation and Entrepreneurship track of the Intel AI Innovation Application Competition (Lenovo AI PC), entry GBAC240303106392.</w:t>
       </w:r>
     </w:p>
     <w:p>
